--- a/Laboratory task 3/Лабораторная работа 3.docx
+++ b/Laboratory task 3/Лабораторная работа 3.docx
@@ -96,11 +96,9 @@
       <w:r>
         <w:t xml:space="preserve">1. В соответствии с </w:t>
       </w:r>
-      <w:proofErr w:type="spellStart"/>
-      <w:r>
-        <w:t>рекоммендациями</w:t>
-      </w:r>
-      <w:proofErr w:type="spellEnd"/>
+      <w:r>
+        <w:t>рекомендациями</w:t>
+      </w:r>
       <w:r>
         <w:t xml:space="preserve"> п. 3.2.7 реализовать зону администрирования сайта и переместить в нее страницы «Редактор блога» и «Загрузка сообщений гостевой книги». </w:t>
       </w:r>
@@ -181,31 +179,7 @@
         <w:pStyle w:val="a5"/>
       </w:pPr>
       <w:r>
-        <w:t xml:space="preserve">4. Добавить в зону администратора форму входа, содержащую поля логин и пароль. Логин и пароль </w:t>
-      </w:r>
-      <w:proofErr w:type="spellStart"/>
-      <w:r>
-        <w:t>админстратора</w:t>
-      </w:r>
-      <w:proofErr w:type="spellEnd"/>
-      <w:r>
-        <w:t xml:space="preserve"> хранить к коде программы. Проверку пароля осуществлять сравнением зашифрованного пароля с вычисленным заранее </w:t>
-      </w:r>
-      <w:proofErr w:type="spellStart"/>
-      <w:r>
-        <w:t>хешем</w:t>
-      </w:r>
-      <w:proofErr w:type="spellEnd"/>
-      <w:r>
-        <w:t xml:space="preserve"> верного пароля. Метод контроллера, обрабатывающий форму </w:t>
-      </w:r>
-      <w:proofErr w:type="gramStart"/>
-      <w:r>
-        <w:t>ввода</w:t>
-      </w:r>
-      <w:proofErr w:type="gramEnd"/>
-      <w:r>
-        <w:t xml:space="preserve"> может содержать</w:t>
+        <w:t>4. Добавить в зону администратора форму входа, содержащую поля логин и пароль. Логин и пароль админстратора хранить к коде программы. Проверку пароля осуществлять сравнением зашифрованного пароля с вычисленным заранее хешем верного пароля. Метод контроллера, обрабатывающий форму ввода может содержать</w:t>
       </w:r>
       <w:r>
         <w:t>.</w:t>
@@ -261,15 +235,7 @@
         <w:sym w:font="Symbol" w:char="F0B7"/>
       </w:r>
       <w:r>
-        <w:t xml:space="preserve"> </w:t>
-      </w:r>
-      <w:proofErr w:type="spellStart"/>
-      <w:r>
-        <w:t>e-mail</w:t>
-      </w:r>
-      <w:proofErr w:type="spellEnd"/>
-      <w:r>
-        <w:t xml:space="preserve"> пользователя; </w:t>
+        <w:t xml:space="preserve"> e-mail пользователя; </w:t>
       </w:r>
     </w:p>
     <w:p>
@@ -343,6 +309,2719 @@
         </w:rPr>
         <w:t>3.3 Ход работы</w:t>
       </w:r>
+    </w:p>
+    <w:p>
+      <w:pPr>
+        <w:pStyle w:val="a5"/>
+        <w:ind w:firstLine="708"/>
+      </w:pPr>
+      <w:r>
+        <w:t>1. Разделение работы на фрагменты</w:t>
+      </w:r>
+      <w:r>
+        <w:rPr>
+          <w:lang w:val="en-US"/>
+        </w:rPr>
+        <w:t>:</w:t>
+      </w:r>
+    </w:p>
+    <w:p>
+      <w:pPr>
+        <w:pStyle w:val="a5"/>
+        <w:ind w:firstLine="708"/>
+        <w:rPr>
+          <w:lang w:val="en-US"/>
+        </w:rPr>
+      </w:pPr>
+      <w:r>
+        <w:t xml:space="preserve">1.1. </w:t>
+      </w:r>
+      <w:r>
+        <w:t>Перевод страниц для редакции информации в блок для администрации.</w:t>
+      </w:r>
+    </w:p>
+    <w:p>
+      <w:pPr>
+        <w:pStyle w:val="a5"/>
+        <w:ind w:firstLine="708"/>
+      </w:pPr>
+      <w:r>
+        <w:t>1.</w:t>
+      </w:r>
+      <w:r>
+        <w:t>2</w:t>
+      </w:r>
+      <w:r>
+        <w:t>.</w:t>
+      </w:r>
+      <w:r>
+        <w:t xml:space="preserve"> </w:t>
+      </w:r>
+      <w:r>
+        <w:t>Создание пользовательского интерфейса для определения его в системе.</w:t>
+      </w:r>
+      <w:r>
+        <w:t xml:space="preserve"> Разработка соответствующего интерфейса включая, регистрацию, вход, таблиц пользователей, его посещений.</w:t>
+      </w:r>
+    </w:p>
+    <w:p>
+      <w:pPr>
+        <w:pStyle w:val="a5"/>
+        <w:ind w:firstLine="708"/>
+      </w:pPr>
+      <w:r>
+        <w:t>1.3. Создание страниц</w:t>
+      </w:r>
+      <w:r>
+        <w:t xml:space="preserve"> статистики, данных о тесте по дисциплине.</w:t>
+      </w:r>
+    </w:p>
+    <w:p>
+      <w:pPr>
+        <w:pStyle w:val="a5"/>
+        <w:ind w:firstLine="708"/>
+      </w:pPr>
+    </w:p>
+    <w:p>
+      <w:pPr>
+        <w:pStyle w:val="a5"/>
+        <w:ind w:firstLine="708"/>
+      </w:pPr>
+      <w:r>
+        <w:lastRenderedPageBreak/>
+        <w:t xml:space="preserve">2. </w:t>
+      </w:r>
+      <w:r>
+        <w:t>Перевод страниц для редакции информации в блок для администрации</w:t>
+      </w:r>
+      <w:r>
+        <w:t xml:space="preserve"> (Рисунок 1)</w:t>
+      </w:r>
+      <w:r>
+        <w:t>.</w:t>
+      </w:r>
+    </w:p>
+    <w:p>
+      <w:pPr>
+        <w:pStyle w:val="a5"/>
+        <w:ind w:firstLine="0"/>
+      </w:pPr>
+    </w:p>
+    <w:p>
+      <w:pPr>
+        <w:pStyle w:val="a5"/>
+        <w:ind w:firstLine="0"/>
+        <w:jc w:val="center"/>
+      </w:pPr>
+      <w:r>
+        <w:drawing>
+          <wp:inline distT="0" distB="0" distL="0" distR="0" wp14:anchorId="622EBD4F" wp14:editId="141A9D2B">
+            <wp:extent cx="1807534" cy="2857858"/>
+            <wp:effectExtent l="0" t="0" r="2540" b="0"/>
+            <wp:docPr id="549656775" name="Рисунок 1"/>
+            <wp:cNvGraphicFramePr>
+              <a:graphicFrameLocks xmlns:a="http://schemas.openxmlformats.org/drawingml/2006/main" noChangeAspect="1"/>
+            </wp:cNvGraphicFramePr>
+            <a:graphic xmlns:a="http://schemas.openxmlformats.org/drawingml/2006/main">
+              <a:graphicData uri="http://schemas.openxmlformats.org/drawingml/2006/picture">
+                <pic:pic xmlns:pic="http://schemas.openxmlformats.org/drawingml/2006/picture">
+                  <pic:nvPicPr>
+                    <pic:cNvPr id="549656775" name=""/>
+                    <pic:cNvPicPr/>
+                  </pic:nvPicPr>
+                  <pic:blipFill>
+                    <a:blip r:embed="rId4"/>
+                    <a:stretch>
+                      <a:fillRect/>
+                    </a:stretch>
+                  </pic:blipFill>
+                  <pic:spPr>
+                    <a:xfrm>
+                      <a:off x="0" y="0"/>
+                      <a:ext cx="1813618" cy="2867477"/>
+                    </a:xfrm>
+                    <a:prstGeom prst="rect">
+                      <a:avLst/>
+                    </a:prstGeom>
+                  </pic:spPr>
+                </pic:pic>
+              </a:graphicData>
+            </a:graphic>
+          </wp:inline>
+        </w:drawing>
+      </w:r>
+    </w:p>
+    <w:p>
+      <w:pPr>
+        <w:pStyle w:val="a5"/>
+        <w:ind w:firstLine="0"/>
+        <w:jc w:val="center"/>
+      </w:pPr>
+      <w:r>
+        <w:t>Рисунок 1 – Отдельное меню для админской панели</w:t>
+      </w:r>
+    </w:p>
+    <w:p>
+      <w:pPr>
+        <w:pStyle w:val="a5"/>
+        <w:ind w:firstLine="0"/>
+      </w:pPr>
+    </w:p>
+    <w:p>
+      <w:pPr>
+        <w:pStyle w:val="a5"/>
+      </w:pPr>
+      <w:r>
+        <w:t xml:space="preserve">3. </w:t>
+      </w:r>
+      <w:r>
+        <w:t>Создание пользовательского интерфейса для определения его в системе. Разработка соответствующего интерфейса включая, регистрацию, вход, таблиц пользователей, его посещений</w:t>
+      </w:r>
+      <w:r>
+        <w:t xml:space="preserve"> (Листинг 1</w:t>
+      </w:r>
+      <w:r>
+        <w:t xml:space="preserve">, </w:t>
+      </w:r>
+      <w:r>
+        <w:t xml:space="preserve"> Листинг 2</w:t>
+      </w:r>
+      <w:r>
+        <w:t xml:space="preserve">, </w:t>
+      </w:r>
+      <w:r>
+        <w:t xml:space="preserve">Листинг </w:t>
+      </w:r>
+      <w:r>
+        <w:t>3</w:t>
+      </w:r>
+      <w:r>
+        <w:t xml:space="preserve"> </w:t>
+      </w:r>
+      <w:r>
+        <w:t xml:space="preserve">и </w:t>
+      </w:r>
+      <w:r>
+        <w:t xml:space="preserve">Листинг </w:t>
+      </w:r>
+      <w:r>
+        <w:t>4</w:t>
+      </w:r>
+      <w:r>
+        <w:t xml:space="preserve"> </w:t>
+      </w:r>
+      <w:r>
+        <w:t>в Приложении А)</w:t>
+      </w:r>
+      <w:r>
+        <w:t>.</w:t>
+      </w:r>
+    </w:p>
+    <w:p>
+      <w:pPr>
+        <w:pStyle w:val="a5"/>
+        <w:ind w:firstLine="0"/>
+      </w:pPr>
+    </w:p>
+    <w:p>
+      <w:pPr>
+        <w:pStyle w:val="a5"/>
+        <w:ind w:firstLine="0"/>
+      </w:pPr>
+      <w:r>
+        <w:tab/>
+        <w:t xml:space="preserve">4. </w:t>
+      </w:r>
+      <w:r>
+        <w:t>Создание страниц статистики, данных о тесте по дисциплине.</w:t>
+      </w:r>
+    </w:p>
+    <w:p>
+      <w:pPr>
+        <w:pStyle w:val="a5"/>
+        <w:ind w:firstLine="0"/>
+      </w:pPr>
+    </w:p>
+    <w:p>
+      <w:pPr>
+        <w:pStyle w:val="a5"/>
+        <w:ind w:firstLine="0"/>
+        <w:jc w:val="center"/>
+      </w:pPr>
+      <w:r>
+        <w:drawing>
+          <wp:inline distT="0" distB="0" distL="0" distR="0" wp14:anchorId="5FD61F11" wp14:editId="2D317981">
+            <wp:extent cx="6186085" cy="2817628"/>
+            <wp:effectExtent l="0" t="0" r="5715" b="1905"/>
+            <wp:docPr id="1328642998" name="Рисунок 1"/>
+            <wp:cNvGraphicFramePr>
+              <a:graphicFrameLocks xmlns:a="http://schemas.openxmlformats.org/drawingml/2006/main" noChangeAspect="1"/>
+            </wp:cNvGraphicFramePr>
+            <a:graphic xmlns:a="http://schemas.openxmlformats.org/drawingml/2006/main">
+              <a:graphicData uri="http://schemas.openxmlformats.org/drawingml/2006/picture">
+                <pic:pic xmlns:pic="http://schemas.openxmlformats.org/drawingml/2006/picture">
+                  <pic:nvPicPr>
+                    <pic:cNvPr id="1328642998" name=""/>
+                    <pic:cNvPicPr/>
+                  </pic:nvPicPr>
+                  <pic:blipFill>
+                    <a:blip r:embed="rId5"/>
+                    <a:stretch>
+                      <a:fillRect/>
+                    </a:stretch>
+                  </pic:blipFill>
+                  <pic:spPr>
+                    <a:xfrm>
+                      <a:off x="0" y="0"/>
+                      <a:ext cx="6204347" cy="2825946"/>
+                    </a:xfrm>
+                    <a:prstGeom prst="rect">
+                      <a:avLst/>
+                    </a:prstGeom>
+                  </pic:spPr>
+                </pic:pic>
+              </a:graphicData>
+            </a:graphic>
+          </wp:inline>
+        </w:drawing>
+      </w:r>
+    </w:p>
+    <w:p>
+      <w:pPr>
+        <w:pStyle w:val="a5"/>
+        <w:ind w:firstLine="0"/>
+        <w:jc w:val="center"/>
+      </w:pPr>
+      <w:r>
+        <w:t xml:space="preserve">Рисунок </w:t>
+      </w:r>
+      <w:r>
+        <w:t>2</w:t>
+      </w:r>
+      <w:r>
+        <w:t xml:space="preserve"> </w:t>
+      </w:r>
+      <w:r>
+        <w:t>–</w:t>
+      </w:r>
+      <w:r>
+        <w:t xml:space="preserve"> страница Статистики посещений</w:t>
+      </w:r>
+    </w:p>
+    <w:p>
+      <w:pPr>
+        <w:pStyle w:val="a5"/>
+        <w:ind w:firstLine="0"/>
+        <w:jc w:val="center"/>
+      </w:pPr>
+      <w:r>
+        <w:lastRenderedPageBreak/>
+        <w:drawing>
+          <wp:inline distT="0" distB="0" distL="0" distR="0" wp14:anchorId="747EBFA8" wp14:editId="4434AF85">
+            <wp:extent cx="5940425" cy="2689225"/>
+            <wp:effectExtent l="0" t="0" r="3175" b="0"/>
+            <wp:docPr id="1473823671" name="Рисунок 1"/>
+            <wp:cNvGraphicFramePr>
+              <a:graphicFrameLocks xmlns:a="http://schemas.openxmlformats.org/drawingml/2006/main" noChangeAspect="1"/>
+            </wp:cNvGraphicFramePr>
+            <a:graphic xmlns:a="http://schemas.openxmlformats.org/drawingml/2006/main">
+              <a:graphicData uri="http://schemas.openxmlformats.org/drawingml/2006/picture">
+                <pic:pic xmlns:pic="http://schemas.openxmlformats.org/drawingml/2006/picture">
+                  <pic:nvPicPr>
+                    <pic:cNvPr id="1473823671" name=""/>
+                    <pic:cNvPicPr/>
+                  </pic:nvPicPr>
+                  <pic:blipFill>
+                    <a:blip r:embed="rId6"/>
+                    <a:stretch>
+                      <a:fillRect/>
+                    </a:stretch>
+                  </pic:blipFill>
+                  <pic:spPr>
+                    <a:xfrm>
+                      <a:off x="0" y="0"/>
+                      <a:ext cx="5940425" cy="2689225"/>
+                    </a:xfrm>
+                    <a:prstGeom prst="rect">
+                      <a:avLst/>
+                    </a:prstGeom>
+                  </pic:spPr>
+                </pic:pic>
+              </a:graphicData>
+            </a:graphic>
+          </wp:inline>
+        </w:drawing>
+      </w:r>
+    </w:p>
+    <w:p>
+      <w:pPr>
+        <w:pStyle w:val="a5"/>
+        <w:ind w:firstLine="0"/>
+        <w:jc w:val="center"/>
+      </w:pPr>
+      <w:r>
+        <w:t xml:space="preserve">Рисунок </w:t>
+      </w:r>
+      <w:r>
+        <w:t xml:space="preserve">3 </w:t>
+      </w:r>
+      <w:r>
+        <w:t>– Страница с результатами тестов</w:t>
+      </w:r>
+    </w:p>
+    <w:p>
+      <w:pPr>
+        <w:pStyle w:val="a5"/>
+        <w:ind w:firstLine="0"/>
+      </w:pPr>
+    </w:p>
+    <w:p>
+      <w:pPr>
+        <w:pStyle w:val="a5"/>
+        <w:ind w:firstLine="0"/>
+        <w:rPr>
+          <w:lang w:val="en-US"/>
+        </w:rPr>
+      </w:pPr>
+      <w:r>
+        <w:tab/>
+        <w:t>Вывод</w:t>
+      </w:r>
+      <w:r>
+        <w:rPr>
+          <w:lang w:val="en-US"/>
+        </w:rPr>
+        <w:t>:</w:t>
+      </w:r>
+    </w:p>
+    <w:p>
+      <w:pPr>
+        <w:pStyle w:val="a5"/>
+      </w:pPr>
+      <w:r>
+        <w:t xml:space="preserve">В ходе данной работы </w:t>
+      </w:r>
+      <w:r>
+        <w:t>были и</w:t>
+      </w:r>
+      <w:r>
+        <w:t>сследова</w:t>
+      </w:r>
+      <w:r>
+        <w:t>ны</w:t>
+      </w:r>
+      <w:r>
+        <w:t xml:space="preserve"> механизмы сохранения данных в процессе работы пользователя с сайтом, изуч</w:t>
+      </w:r>
+      <w:r>
+        <w:t>ены</w:t>
+      </w:r>
+      <w:r>
+        <w:t xml:space="preserve"> возможности авторизации пользователей с использованием механизма сессий PHP, приобрест</w:t>
+      </w:r>
+      <w:r>
+        <w:t>ены</w:t>
+      </w:r>
+      <w:r>
+        <w:t xml:space="preserve"> практические навыки использования переменных, сохраняющих свое значение при переходе от одной страницы сайта к другой.</w:t>
+      </w:r>
+    </w:p>
+    <w:p>
+      <w:pPr>
+        <w:pStyle w:val="a3"/>
+      </w:pPr>
+      <w:r>
+        <w:br w:type="page"/>
+      </w:r>
+      <w:r>
+        <w:lastRenderedPageBreak/>
+        <w:t>ПРИЛОЖЕНИЕ А</w:t>
+      </w:r>
+    </w:p>
+    <w:p>
+      <w:pPr>
+        <w:pStyle w:val="a3"/>
+        <w:jc w:val="both"/>
+      </w:pPr>
+    </w:p>
+    <w:p>
+      <w:pPr>
+        <w:pStyle w:val="a5"/>
+        <w:ind w:firstLine="0"/>
+      </w:pPr>
+      <w:r>
+        <w:t>Листинг</w:t>
+      </w:r>
+      <w:r>
+        <w:t xml:space="preserve"> 1 – </w:t>
+      </w:r>
+      <w:r>
+        <w:t>Добавление к таблице юзеров ролей</w:t>
+      </w:r>
+    </w:p>
+    <w:p>
+      <w:pPr>
+        <w:pStyle w:val="a5"/>
+        <w:ind w:firstLine="0"/>
+        <w:rPr>
+          <w:rFonts w:ascii="Courier New" w:hAnsi="Courier New" w:cs="Courier New"/>
+          <w:sz w:val="22"/>
+          <w:szCs w:val="22"/>
+        </w:rPr>
+      </w:pPr>
+      <w:r>
+        <w:rPr>
+          <w:rFonts w:ascii="Courier New" w:hAnsi="Courier New" w:cs="Courier New"/>
+          <w:sz w:val="22"/>
+          <w:szCs w:val="22"/>
+        </w:rPr>
+        <w:t>&lt;?</w:t>
+      </w:r>
+      <w:r>
+        <w:rPr>
+          <w:rFonts w:ascii="Courier New" w:hAnsi="Courier New" w:cs="Courier New"/>
+          <w:sz w:val="22"/>
+          <w:szCs w:val="22"/>
+          <w:lang w:val="en-US"/>
+        </w:rPr>
+        <w:t>php</w:t>
+      </w:r>
+    </w:p>
+    <w:p>
+      <w:pPr>
+        <w:pStyle w:val="a5"/>
+        <w:ind w:firstLine="0"/>
+        <w:rPr>
+          <w:rFonts w:ascii="Courier New" w:hAnsi="Courier New" w:cs="Courier New"/>
+          <w:sz w:val="22"/>
+          <w:szCs w:val="22"/>
+        </w:rPr>
+      </w:pPr>
+    </w:p>
+    <w:p>
+      <w:pPr>
+        <w:pStyle w:val="a5"/>
+        <w:ind w:firstLine="0"/>
+        <w:rPr>
+          <w:rFonts w:ascii="Courier New" w:hAnsi="Courier New" w:cs="Courier New"/>
+          <w:sz w:val="22"/>
+          <w:szCs w:val="22"/>
+          <w:lang w:val="en-US"/>
+        </w:rPr>
+      </w:pPr>
+      <w:r>
+        <w:rPr>
+          <w:rFonts w:ascii="Courier New" w:hAnsi="Courier New" w:cs="Courier New"/>
+          <w:sz w:val="22"/>
+          <w:szCs w:val="22"/>
+          <w:lang w:val="en-US"/>
+        </w:rPr>
+        <w:t>use Illuminate\Database\Migrations\Migration;</w:t>
+      </w:r>
+    </w:p>
+    <w:p>
+      <w:pPr>
+        <w:pStyle w:val="a5"/>
+        <w:ind w:firstLine="0"/>
+        <w:rPr>
+          <w:rFonts w:ascii="Courier New" w:hAnsi="Courier New" w:cs="Courier New"/>
+          <w:sz w:val="22"/>
+          <w:szCs w:val="22"/>
+          <w:lang w:val="en-US"/>
+        </w:rPr>
+      </w:pPr>
+      <w:r>
+        <w:rPr>
+          <w:rFonts w:ascii="Courier New" w:hAnsi="Courier New" w:cs="Courier New"/>
+          <w:sz w:val="22"/>
+          <w:szCs w:val="22"/>
+          <w:lang w:val="en-US"/>
+        </w:rPr>
+        <w:t>use Illuminate\Database\Schema\Blueprint;</w:t>
+      </w:r>
+    </w:p>
+    <w:p>
+      <w:pPr>
+        <w:pStyle w:val="a5"/>
+        <w:ind w:firstLine="0"/>
+        <w:rPr>
+          <w:rFonts w:ascii="Courier New" w:hAnsi="Courier New" w:cs="Courier New"/>
+          <w:sz w:val="22"/>
+          <w:szCs w:val="22"/>
+          <w:lang w:val="en-US"/>
+        </w:rPr>
+      </w:pPr>
+      <w:r>
+        <w:rPr>
+          <w:rFonts w:ascii="Courier New" w:hAnsi="Courier New" w:cs="Courier New"/>
+          <w:sz w:val="22"/>
+          <w:szCs w:val="22"/>
+          <w:lang w:val="en-US"/>
+        </w:rPr>
+        <w:t>use Illuminate\Support\Facades\Schema;</w:t>
+      </w:r>
+    </w:p>
+    <w:p>
+      <w:pPr>
+        <w:pStyle w:val="a5"/>
+        <w:ind w:firstLine="0"/>
+        <w:rPr>
+          <w:rFonts w:ascii="Courier New" w:hAnsi="Courier New" w:cs="Courier New"/>
+          <w:sz w:val="22"/>
+          <w:szCs w:val="22"/>
+          <w:lang w:val="en-US"/>
+        </w:rPr>
+      </w:pPr>
+    </w:p>
+    <w:p>
+      <w:pPr>
+        <w:pStyle w:val="a5"/>
+        <w:ind w:firstLine="0"/>
+        <w:rPr>
+          <w:rFonts w:ascii="Courier New" w:hAnsi="Courier New" w:cs="Courier New"/>
+          <w:sz w:val="22"/>
+          <w:szCs w:val="22"/>
+          <w:lang w:val="en-US"/>
+        </w:rPr>
+      </w:pPr>
+      <w:r>
+        <w:rPr>
+          <w:rFonts w:ascii="Courier New" w:hAnsi="Courier New" w:cs="Courier New"/>
+          <w:sz w:val="22"/>
+          <w:szCs w:val="22"/>
+          <w:lang w:val="en-US"/>
+        </w:rPr>
+        <w:t>return new class extends Migration</w:t>
+      </w:r>
+    </w:p>
+    <w:p>
+      <w:pPr>
+        <w:pStyle w:val="a5"/>
+        <w:ind w:firstLine="0"/>
+        <w:rPr>
+          <w:rFonts w:ascii="Courier New" w:hAnsi="Courier New" w:cs="Courier New"/>
+          <w:sz w:val="22"/>
+          <w:szCs w:val="22"/>
+          <w:lang w:val="en-US"/>
+        </w:rPr>
+      </w:pPr>
+      <w:r>
+        <w:rPr>
+          <w:rFonts w:ascii="Courier New" w:hAnsi="Courier New" w:cs="Courier New"/>
+          <w:sz w:val="22"/>
+          <w:szCs w:val="22"/>
+          <w:lang w:val="en-US"/>
+        </w:rPr>
+        <w:t>{</w:t>
+      </w:r>
+    </w:p>
+    <w:p>
+      <w:pPr>
+        <w:pStyle w:val="a5"/>
+        <w:ind w:firstLine="0"/>
+        <w:rPr>
+          <w:rFonts w:ascii="Courier New" w:hAnsi="Courier New" w:cs="Courier New"/>
+          <w:sz w:val="22"/>
+          <w:szCs w:val="22"/>
+          <w:lang w:val="en-US"/>
+        </w:rPr>
+      </w:pPr>
+      <w:r>
+        <w:rPr>
+          <w:rFonts w:ascii="Courier New" w:hAnsi="Courier New" w:cs="Courier New"/>
+          <w:sz w:val="22"/>
+          <w:szCs w:val="22"/>
+          <w:lang w:val="en-US"/>
+        </w:rPr>
+        <w:t>    /**</w:t>
+      </w:r>
+    </w:p>
+    <w:p>
+      <w:pPr>
+        <w:pStyle w:val="a5"/>
+        <w:ind w:firstLine="0"/>
+        <w:rPr>
+          <w:rFonts w:ascii="Courier New" w:hAnsi="Courier New" w:cs="Courier New"/>
+          <w:sz w:val="22"/>
+          <w:szCs w:val="22"/>
+          <w:lang w:val="en-US"/>
+        </w:rPr>
+      </w:pPr>
+      <w:r>
+        <w:rPr>
+          <w:rFonts w:ascii="Courier New" w:hAnsi="Courier New" w:cs="Courier New"/>
+          <w:sz w:val="22"/>
+          <w:szCs w:val="22"/>
+          <w:lang w:val="en-US"/>
+        </w:rPr>
+        <w:t>     * Run the migrations.</w:t>
+      </w:r>
+    </w:p>
+    <w:p>
+      <w:pPr>
+        <w:pStyle w:val="a5"/>
+        <w:ind w:firstLine="0"/>
+        <w:rPr>
+          <w:rFonts w:ascii="Courier New" w:hAnsi="Courier New" w:cs="Courier New"/>
+          <w:sz w:val="22"/>
+          <w:szCs w:val="22"/>
+          <w:lang w:val="en-US"/>
+        </w:rPr>
+      </w:pPr>
+      <w:r>
+        <w:rPr>
+          <w:rFonts w:ascii="Courier New" w:hAnsi="Courier New" w:cs="Courier New"/>
+          <w:sz w:val="22"/>
+          <w:szCs w:val="22"/>
+          <w:lang w:val="en-US"/>
+        </w:rPr>
+        <w:t>     */</w:t>
+      </w:r>
+    </w:p>
+    <w:p>
+      <w:pPr>
+        <w:pStyle w:val="a5"/>
+        <w:ind w:firstLine="0"/>
+        <w:rPr>
+          <w:rFonts w:ascii="Courier New" w:hAnsi="Courier New" w:cs="Courier New"/>
+          <w:sz w:val="22"/>
+          <w:szCs w:val="22"/>
+          <w:lang w:val="en-US"/>
+        </w:rPr>
+      </w:pPr>
+      <w:r>
+        <w:rPr>
+          <w:rFonts w:ascii="Courier New" w:hAnsi="Courier New" w:cs="Courier New"/>
+          <w:sz w:val="22"/>
+          <w:szCs w:val="22"/>
+          <w:lang w:val="en-US"/>
+        </w:rPr>
+        <w:t>    public function up()</w:t>
+      </w:r>
+    </w:p>
+    <w:p>
+      <w:pPr>
+        <w:pStyle w:val="a5"/>
+        <w:ind w:firstLine="0"/>
+        <w:rPr>
+          <w:rFonts w:ascii="Courier New" w:hAnsi="Courier New" w:cs="Courier New"/>
+          <w:sz w:val="22"/>
+          <w:szCs w:val="22"/>
+          <w:lang w:val="en-US"/>
+        </w:rPr>
+      </w:pPr>
+      <w:r>
+        <w:rPr>
+          <w:rFonts w:ascii="Courier New" w:hAnsi="Courier New" w:cs="Courier New"/>
+          <w:sz w:val="22"/>
+          <w:szCs w:val="22"/>
+          <w:lang w:val="en-US"/>
+        </w:rPr>
+        <w:t>    {</w:t>
+      </w:r>
+    </w:p>
+    <w:p>
+      <w:pPr>
+        <w:pStyle w:val="a5"/>
+        <w:ind w:firstLine="0"/>
+        <w:rPr>
+          <w:rFonts w:ascii="Courier New" w:hAnsi="Courier New" w:cs="Courier New"/>
+          <w:sz w:val="22"/>
+          <w:szCs w:val="22"/>
+          <w:lang w:val="en-US"/>
+        </w:rPr>
+      </w:pPr>
+      <w:r>
+        <w:rPr>
+          <w:rFonts w:ascii="Courier New" w:hAnsi="Courier New" w:cs="Courier New"/>
+          <w:sz w:val="22"/>
+          <w:szCs w:val="22"/>
+          <w:lang w:val="en-US"/>
+        </w:rPr>
+        <w:t>        Schema::table('users', function (Blueprint $table) {</w:t>
+      </w:r>
+    </w:p>
+    <w:p>
+      <w:pPr>
+        <w:pStyle w:val="a5"/>
+        <w:ind w:firstLine="0"/>
+        <w:rPr>
+          <w:rFonts w:ascii="Courier New" w:hAnsi="Courier New" w:cs="Courier New"/>
+          <w:sz w:val="22"/>
+          <w:szCs w:val="22"/>
+          <w:lang w:val="en-US"/>
+        </w:rPr>
+      </w:pPr>
+      <w:r>
+        <w:rPr>
+          <w:rFonts w:ascii="Courier New" w:hAnsi="Courier New" w:cs="Courier New"/>
+          <w:sz w:val="22"/>
+          <w:szCs w:val="22"/>
+          <w:lang w:val="en-US"/>
+        </w:rPr>
+        <w:t>            $table-&gt;string('role')-&gt;default('user')-&gt;after('password');</w:t>
+      </w:r>
+    </w:p>
+    <w:p>
+      <w:pPr>
+        <w:pStyle w:val="a5"/>
+        <w:ind w:firstLine="0"/>
+        <w:rPr>
+          <w:rFonts w:ascii="Courier New" w:hAnsi="Courier New" w:cs="Courier New"/>
+          <w:sz w:val="22"/>
+          <w:szCs w:val="22"/>
+          <w:lang w:val="en-US"/>
+        </w:rPr>
+      </w:pPr>
+      <w:r>
+        <w:rPr>
+          <w:rFonts w:ascii="Courier New" w:hAnsi="Courier New" w:cs="Courier New"/>
+          <w:sz w:val="22"/>
+          <w:szCs w:val="22"/>
+          <w:lang w:val="en-US"/>
+        </w:rPr>
+        <w:t>        });</w:t>
+      </w:r>
+    </w:p>
+    <w:p>
+      <w:pPr>
+        <w:pStyle w:val="a5"/>
+        <w:ind w:firstLine="0"/>
+        <w:rPr>
+          <w:rFonts w:ascii="Courier New" w:hAnsi="Courier New" w:cs="Courier New"/>
+          <w:sz w:val="22"/>
+          <w:szCs w:val="22"/>
+          <w:lang w:val="en-US"/>
+        </w:rPr>
+      </w:pPr>
+      <w:r>
+        <w:rPr>
+          <w:rFonts w:ascii="Courier New" w:hAnsi="Courier New" w:cs="Courier New"/>
+          <w:sz w:val="22"/>
+          <w:szCs w:val="22"/>
+          <w:lang w:val="en-US"/>
+        </w:rPr>
+        <w:t>    }</w:t>
+      </w:r>
+    </w:p>
+    <w:p>
+      <w:pPr>
+        <w:pStyle w:val="a5"/>
+        <w:ind w:firstLine="0"/>
+        <w:rPr>
+          <w:rFonts w:ascii="Courier New" w:hAnsi="Courier New" w:cs="Courier New"/>
+          <w:sz w:val="22"/>
+          <w:szCs w:val="22"/>
+          <w:lang w:val="en-US"/>
+        </w:rPr>
+      </w:pPr>
+    </w:p>
+    <w:p>
+      <w:pPr>
+        <w:pStyle w:val="a5"/>
+        <w:ind w:firstLine="0"/>
+        <w:rPr>
+          <w:rFonts w:ascii="Courier New" w:hAnsi="Courier New" w:cs="Courier New"/>
+          <w:sz w:val="22"/>
+          <w:szCs w:val="22"/>
+          <w:lang w:val="en-US"/>
+        </w:rPr>
+      </w:pPr>
+      <w:r>
+        <w:rPr>
+          <w:rFonts w:ascii="Courier New" w:hAnsi="Courier New" w:cs="Courier New"/>
+          <w:sz w:val="22"/>
+          <w:szCs w:val="22"/>
+          <w:lang w:val="en-US"/>
+        </w:rPr>
+        <w:t>    public function down()</w:t>
+      </w:r>
+    </w:p>
+    <w:p>
+      <w:pPr>
+        <w:pStyle w:val="a5"/>
+        <w:ind w:firstLine="0"/>
+        <w:rPr>
+          <w:rFonts w:ascii="Courier New" w:hAnsi="Courier New" w:cs="Courier New"/>
+          <w:sz w:val="22"/>
+          <w:szCs w:val="22"/>
+          <w:lang w:val="en-US"/>
+        </w:rPr>
+      </w:pPr>
+      <w:r>
+        <w:rPr>
+          <w:rFonts w:ascii="Courier New" w:hAnsi="Courier New" w:cs="Courier New"/>
+          <w:sz w:val="22"/>
+          <w:szCs w:val="22"/>
+          <w:lang w:val="en-US"/>
+        </w:rPr>
+        <w:t>    {</w:t>
+      </w:r>
+    </w:p>
+    <w:p>
+      <w:pPr>
+        <w:pStyle w:val="a5"/>
+        <w:ind w:firstLine="0"/>
+        <w:rPr>
+          <w:rFonts w:ascii="Courier New" w:hAnsi="Courier New" w:cs="Courier New"/>
+          <w:sz w:val="22"/>
+          <w:szCs w:val="22"/>
+          <w:lang w:val="en-US"/>
+        </w:rPr>
+      </w:pPr>
+      <w:r>
+        <w:rPr>
+          <w:rFonts w:ascii="Courier New" w:hAnsi="Courier New" w:cs="Courier New"/>
+          <w:sz w:val="22"/>
+          <w:szCs w:val="22"/>
+          <w:lang w:val="en-US"/>
+        </w:rPr>
+        <w:t>        Schema::table('users', function (Blueprint $table) {</w:t>
+      </w:r>
+    </w:p>
+    <w:p>
+      <w:pPr>
+        <w:pStyle w:val="a5"/>
+        <w:ind w:firstLine="0"/>
+        <w:rPr>
+          <w:rFonts w:ascii="Courier New" w:hAnsi="Courier New" w:cs="Courier New"/>
+          <w:sz w:val="22"/>
+          <w:szCs w:val="22"/>
+        </w:rPr>
+      </w:pPr>
+      <w:r>
+        <w:rPr>
+          <w:rFonts w:ascii="Courier New" w:hAnsi="Courier New" w:cs="Courier New"/>
+          <w:sz w:val="22"/>
+          <w:szCs w:val="22"/>
+          <w:lang w:val="en-US"/>
+        </w:rPr>
+        <w:t xml:space="preserve">            </w:t>
+      </w:r>
+      <w:r>
+        <w:rPr>
+          <w:rFonts w:ascii="Courier New" w:hAnsi="Courier New" w:cs="Courier New"/>
+          <w:sz w:val="22"/>
+          <w:szCs w:val="22"/>
+        </w:rPr>
+        <w:t>$table-&gt;dropColumn('role');</w:t>
+      </w:r>
+    </w:p>
+    <w:p>
+      <w:pPr>
+        <w:pStyle w:val="a5"/>
+        <w:ind w:firstLine="0"/>
+        <w:rPr>
+          <w:rFonts w:ascii="Courier New" w:hAnsi="Courier New" w:cs="Courier New"/>
+          <w:sz w:val="22"/>
+          <w:szCs w:val="22"/>
+        </w:rPr>
+      </w:pPr>
+      <w:r>
+        <w:rPr>
+          <w:rFonts w:ascii="Courier New" w:hAnsi="Courier New" w:cs="Courier New"/>
+          <w:sz w:val="22"/>
+          <w:szCs w:val="22"/>
+        </w:rPr>
+        <w:t>        });</w:t>
+      </w:r>
+    </w:p>
+    <w:p>
+      <w:pPr>
+        <w:pStyle w:val="a5"/>
+        <w:ind w:firstLine="0"/>
+        <w:rPr>
+          <w:rFonts w:ascii="Courier New" w:hAnsi="Courier New" w:cs="Courier New"/>
+          <w:sz w:val="22"/>
+          <w:szCs w:val="22"/>
+        </w:rPr>
+      </w:pPr>
+      <w:r>
+        <w:rPr>
+          <w:rFonts w:ascii="Courier New" w:hAnsi="Courier New" w:cs="Courier New"/>
+          <w:sz w:val="22"/>
+          <w:szCs w:val="22"/>
+        </w:rPr>
+        <w:t>    }</w:t>
+      </w:r>
+    </w:p>
+    <w:p>
+      <w:pPr>
+        <w:pStyle w:val="a5"/>
+        <w:ind w:firstLine="0"/>
+        <w:rPr>
+          <w:rFonts w:ascii="Courier New" w:hAnsi="Courier New" w:cs="Courier New"/>
+          <w:sz w:val="22"/>
+          <w:szCs w:val="22"/>
+        </w:rPr>
+      </w:pPr>
+      <w:r>
+        <w:rPr>
+          <w:rFonts w:ascii="Courier New" w:hAnsi="Courier New" w:cs="Courier New"/>
+          <w:sz w:val="22"/>
+          <w:szCs w:val="22"/>
+        </w:rPr>
+        <w:t>};</w:t>
+      </w:r>
+    </w:p>
+    <w:p>
+      <w:pPr>
+        <w:pStyle w:val="a5"/>
+        <w:ind w:firstLine="0"/>
+      </w:pPr>
+    </w:p>
+    <w:p>
+      <w:pPr>
+        <w:pStyle w:val="a5"/>
+        <w:ind w:firstLine="0"/>
+      </w:pPr>
+      <w:r>
+        <w:t>Листинг 2 – Таблица для хранения посещений ВЕБ страниц сайта</w:t>
+      </w:r>
+    </w:p>
+    <w:p>
+      <w:pPr>
+        <w:pStyle w:val="a5"/>
+        <w:ind w:firstLine="0"/>
+        <w:rPr>
+          <w:rFonts w:ascii="Courier New" w:hAnsi="Courier New" w:cs="Courier New"/>
+          <w:sz w:val="22"/>
+          <w:szCs w:val="22"/>
+          <w:lang w:val="en-US"/>
+        </w:rPr>
+      </w:pPr>
+      <w:r>
+        <w:rPr>
+          <w:rFonts w:ascii="Courier New" w:hAnsi="Courier New" w:cs="Courier New"/>
+          <w:sz w:val="22"/>
+          <w:szCs w:val="22"/>
+          <w:lang w:val="en-US"/>
+        </w:rPr>
+        <w:t>&lt;?php</w:t>
+      </w:r>
+    </w:p>
+    <w:p>
+      <w:pPr>
+        <w:pStyle w:val="a5"/>
+        <w:ind w:firstLine="0"/>
+        <w:rPr>
+          <w:rFonts w:ascii="Courier New" w:hAnsi="Courier New" w:cs="Courier New"/>
+          <w:sz w:val="22"/>
+          <w:szCs w:val="22"/>
+          <w:lang w:val="en-US"/>
+        </w:rPr>
+      </w:pPr>
+    </w:p>
+    <w:p>
+      <w:pPr>
+        <w:pStyle w:val="a5"/>
+        <w:ind w:firstLine="0"/>
+        <w:rPr>
+          <w:rFonts w:ascii="Courier New" w:hAnsi="Courier New" w:cs="Courier New"/>
+          <w:sz w:val="22"/>
+          <w:szCs w:val="22"/>
+          <w:lang w:val="en-US"/>
+        </w:rPr>
+      </w:pPr>
+      <w:r>
+        <w:rPr>
+          <w:rFonts w:ascii="Courier New" w:hAnsi="Courier New" w:cs="Courier New"/>
+          <w:sz w:val="22"/>
+          <w:szCs w:val="22"/>
+          <w:lang w:val="en-US"/>
+        </w:rPr>
+        <w:t>use Illuminate\Database\Migrations\Migration;</w:t>
+      </w:r>
+    </w:p>
+    <w:p>
+      <w:pPr>
+        <w:pStyle w:val="a5"/>
+        <w:ind w:firstLine="0"/>
+        <w:rPr>
+          <w:rFonts w:ascii="Courier New" w:hAnsi="Courier New" w:cs="Courier New"/>
+          <w:sz w:val="22"/>
+          <w:szCs w:val="22"/>
+          <w:lang w:val="en-US"/>
+        </w:rPr>
+      </w:pPr>
+      <w:r>
+        <w:rPr>
+          <w:rFonts w:ascii="Courier New" w:hAnsi="Courier New" w:cs="Courier New"/>
+          <w:sz w:val="22"/>
+          <w:szCs w:val="22"/>
+          <w:lang w:val="en-US"/>
+        </w:rPr>
+        <w:t>use Illuminate\Database\Schema\Blueprint;</w:t>
+      </w:r>
+    </w:p>
+    <w:p>
+      <w:pPr>
+        <w:pStyle w:val="a5"/>
+        <w:ind w:firstLine="0"/>
+        <w:rPr>
+          <w:rFonts w:ascii="Courier New" w:hAnsi="Courier New" w:cs="Courier New"/>
+          <w:sz w:val="22"/>
+          <w:szCs w:val="22"/>
+          <w:lang w:val="en-US"/>
+        </w:rPr>
+      </w:pPr>
+      <w:r>
+        <w:rPr>
+          <w:rFonts w:ascii="Courier New" w:hAnsi="Courier New" w:cs="Courier New"/>
+          <w:sz w:val="22"/>
+          <w:szCs w:val="22"/>
+          <w:lang w:val="en-US"/>
+        </w:rPr>
+        <w:t>use Illuminate\Support\Facades\Schema;</w:t>
+      </w:r>
+    </w:p>
+    <w:p>
+      <w:pPr>
+        <w:pStyle w:val="a5"/>
+        <w:ind w:firstLine="0"/>
+        <w:rPr>
+          <w:rFonts w:ascii="Courier New" w:hAnsi="Courier New" w:cs="Courier New"/>
+          <w:sz w:val="22"/>
+          <w:szCs w:val="22"/>
+          <w:lang w:val="en-US"/>
+        </w:rPr>
+      </w:pPr>
+    </w:p>
+    <w:p>
+      <w:pPr>
+        <w:pStyle w:val="a5"/>
+        <w:ind w:firstLine="0"/>
+        <w:rPr>
+          <w:rFonts w:ascii="Courier New" w:hAnsi="Courier New" w:cs="Courier New"/>
+          <w:sz w:val="22"/>
+          <w:szCs w:val="22"/>
+          <w:lang w:val="en-US"/>
+        </w:rPr>
+      </w:pPr>
+      <w:r>
+        <w:rPr>
+          <w:rFonts w:ascii="Courier New" w:hAnsi="Courier New" w:cs="Courier New"/>
+          <w:sz w:val="22"/>
+          <w:szCs w:val="22"/>
+          <w:lang w:val="en-US"/>
+        </w:rPr>
+        <w:t>return new class extends Migration</w:t>
+      </w:r>
+    </w:p>
+    <w:p>
+      <w:pPr>
+        <w:pStyle w:val="a5"/>
+        <w:ind w:firstLine="0"/>
+        <w:rPr>
+          <w:rFonts w:ascii="Courier New" w:hAnsi="Courier New" w:cs="Courier New"/>
+          <w:sz w:val="22"/>
+          <w:szCs w:val="22"/>
+          <w:lang w:val="en-US"/>
+        </w:rPr>
+      </w:pPr>
+      <w:r>
+        <w:rPr>
+          <w:rFonts w:ascii="Courier New" w:hAnsi="Courier New" w:cs="Courier New"/>
+          <w:sz w:val="22"/>
+          <w:szCs w:val="22"/>
+          <w:lang w:val="en-US"/>
+        </w:rPr>
+        <w:t>{</w:t>
+      </w:r>
+    </w:p>
+    <w:p>
+      <w:pPr>
+        <w:pStyle w:val="a5"/>
+        <w:ind w:firstLine="0"/>
+        <w:rPr>
+          <w:rFonts w:ascii="Courier New" w:hAnsi="Courier New" w:cs="Courier New"/>
+          <w:sz w:val="22"/>
+          <w:szCs w:val="22"/>
+          <w:lang w:val="en-US"/>
+        </w:rPr>
+      </w:pPr>
+      <w:r>
+        <w:rPr>
+          <w:rFonts w:ascii="Courier New" w:hAnsi="Courier New" w:cs="Courier New"/>
+          <w:sz w:val="22"/>
+          <w:szCs w:val="22"/>
+          <w:lang w:val="en-US"/>
+        </w:rPr>
+        <w:t>    /**</w:t>
+      </w:r>
+    </w:p>
+    <w:p>
+      <w:pPr>
+        <w:pStyle w:val="a5"/>
+        <w:ind w:firstLine="0"/>
+        <w:rPr>
+          <w:rFonts w:ascii="Courier New" w:hAnsi="Courier New" w:cs="Courier New"/>
+          <w:sz w:val="22"/>
+          <w:szCs w:val="22"/>
+          <w:lang w:val="en-US"/>
+        </w:rPr>
+      </w:pPr>
+      <w:r>
+        <w:rPr>
+          <w:rFonts w:ascii="Courier New" w:hAnsi="Courier New" w:cs="Courier New"/>
+          <w:sz w:val="22"/>
+          <w:szCs w:val="22"/>
+          <w:lang w:val="en-US"/>
+        </w:rPr>
+        <w:t>     * Run the migrations.</w:t>
+      </w:r>
+    </w:p>
+    <w:p>
+      <w:pPr>
+        <w:pStyle w:val="a5"/>
+        <w:ind w:firstLine="0"/>
+        <w:rPr>
+          <w:rFonts w:ascii="Courier New" w:hAnsi="Courier New" w:cs="Courier New"/>
+          <w:sz w:val="22"/>
+          <w:szCs w:val="22"/>
+          <w:lang w:val="en-US"/>
+        </w:rPr>
+      </w:pPr>
+      <w:r>
+        <w:rPr>
+          <w:rFonts w:ascii="Courier New" w:hAnsi="Courier New" w:cs="Courier New"/>
+          <w:sz w:val="22"/>
+          <w:szCs w:val="22"/>
+          <w:lang w:val="en-US"/>
+        </w:rPr>
+        <w:t>     */</w:t>
+      </w:r>
+    </w:p>
+    <w:p>
+      <w:pPr>
+        <w:pStyle w:val="a5"/>
+        <w:ind w:firstLine="0"/>
+        <w:rPr>
+          <w:rFonts w:ascii="Courier New" w:hAnsi="Courier New" w:cs="Courier New"/>
+          <w:sz w:val="22"/>
+          <w:szCs w:val="22"/>
+          <w:lang w:val="en-US"/>
+        </w:rPr>
+      </w:pPr>
+      <w:r>
+        <w:rPr>
+          <w:rFonts w:ascii="Courier New" w:hAnsi="Courier New" w:cs="Courier New"/>
+          <w:sz w:val="22"/>
+          <w:szCs w:val="22"/>
+          <w:lang w:val="en-US"/>
+        </w:rPr>
+        <w:t>    public function up(): void</w:t>
+      </w:r>
+    </w:p>
+    <w:p>
+      <w:pPr>
+        <w:pStyle w:val="a5"/>
+        <w:ind w:firstLine="0"/>
+        <w:rPr>
+          <w:rFonts w:ascii="Courier New" w:hAnsi="Courier New" w:cs="Courier New"/>
+          <w:sz w:val="22"/>
+          <w:szCs w:val="22"/>
+          <w:lang w:val="en-US"/>
+        </w:rPr>
+      </w:pPr>
+      <w:r>
+        <w:rPr>
+          <w:rFonts w:ascii="Courier New" w:hAnsi="Courier New" w:cs="Courier New"/>
+          <w:sz w:val="22"/>
+          <w:szCs w:val="22"/>
+          <w:lang w:val="en-US"/>
+        </w:rPr>
+        <w:t>    {</w:t>
+      </w:r>
+    </w:p>
+    <w:p>
+      <w:pPr>
+        <w:pStyle w:val="a5"/>
+        <w:ind w:firstLine="0"/>
+        <w:rPr>
+          <w:rFonts w:ascii="Courier New" w:hAnsi="Courier New" w:cs="Courier New"/>
+          <w:sz w:val="22"/>
+          <w:szCs w:val="22"/>
+          <w:lang w:val="en-US"/>
+        </w:rPr>
+      </w:pPr>
+      <w:r>
+        <w:rPr>
+          <w:rFonts w:ascii="Courier New" w:hAnsi="Courier New" w:cs="Courier New"/>
+          <w:sz w:val="22"/>
+          <w:szCs w:val="22"/>
+          <w:lang w:val="en-US"/>
+        </w:rPr>
+        <w:t>        Schema::create('page_visits', function (Blueprint $table) {</w:t>
+      </w:r>
+    </w:p>
+    <w:p>
+      <w:pPr>
+        <w:pStyle w:val="a5"/>
+        <w:ind w:firstLine="0"/>
+        <w:rPr>
+          <w:rFonts w:ascii="Courier New" w:hAnsi="Courier New" w:cs="Courier New"/>
+          <w:sz w:val="22"/>
+          <w:szCs w:val="22"/>
+          <w:lang w:val="en-US"/>
+        </w:rPr>
+      </w:pPr>
+      <w:r>
+        <w:rPr>
+          <w:rFonts w:ascii="Courier New" w:hAnsi="Courier New" w:cs="Courier New"/>
+          <w:sz w:val="22"/>
+          <w:szCs w:val="22"/>
+          <w:lang w:val="en-US"/>
+        </w:rPr>
+        <w:t>            $table-&gt;id();</w:t>
+      </w:r>
+    </w:p>
+    <w:p>
+      <w:pPr>
+        <w:pStyle w:val="a5"/>
+        <w:ind w:firstLine="0"/>
+        <w:rPr>
+          <w:rFonts w:ascii="Courier New" w:hAnsi="Courier New" w:cs="Courier New"/>
+          <w:sz w:val="22"/>
+          <w:szCs w:val="22"/>
+          <w:lang w:val="en-US"/>
+        </w:rPr>
+      </w:pPr>
+      <w:r>
+        <w:rPr>
+          <w:rFonts w:ascii="Courier New" w:hAnsi="Courier New" w:cs="Courier New"/>
+          <w:sz w:val="22"/>
+          <w:szCs w:val="22"/>
+          <w:lang w:val="en-US"/>
+        </w:rPr>
+        <w:lastRenderedPageBreak/>
+        <w:t>            $table-&gt;foreignId('user_id')-&gt;nullable()-&gt;constrained()-&gt;onDelete('set null');</w:t>
+      </w:r>
+    </w:p>
+    <w:p>
+      <w:pPr>
+        <w:pStyle w:val="a5"/>
+        <w:ind w:firstLine="0"/>
+        <w:rPr>
+          <w:rFonts w:ascii="Courier New" w:hAnsi="Courier New" w:cs="Courier New"/>
+          <w:sz w:val="22"/>
+          <w:szCs w:val="22"/>
+          <w:lang w:val="en-US"/>
+        </w:rPr>
+      </w:pPr>
+      <w:r>
+        <w:rPr>
+          <w:rFonts w:ascii="Courier New" w:hAnsi="Courier New" w:cs="Courier New"/>
+          <w:sz w:val="22"/>
+          <w:szCs w:val="22"/>
+          <w:lang w:val="en-US"/>
+        </w:rPr>
+        <w:t>            $table-&gt;string('url');</w:t>
+      </w:r>
+    </w:p>
+    <w:p>
+      <w:pPr>
+        <w:pStyle w:val="a5"/>
+        <w:ind w:firstLine="0"/>
+        <w:rPr>
+          <w:rFonts w:ascii="Courier New" w:hAnsi="Courier New" w:cs="Courier New"/>
+          <w:sz w:val="22"/>
+          <w:szCs w:val="22"/>
+          <w:lang w:val="en-US"/>
+        </w:rPr>
+      </w:pPr>
+      <w:r>
+        <w:rPr>
+          <w:rFonts w:ascii="Courier New" w:hAnsi="Courier New" w:cs="Courier New"/>
+          <w:sz w:val="22"/>
+          <w:szCs w:val="22"/>
+          <w:lang w:val="en-US"/>
+        </w:rPr>
+        <w:t>            $table-&gt;string('method');</w:t>
+      </w:r>
+    </w:p>
+    <w:p>
+      <w:pPr>
+        <w:pStyle w:val="a5"/>
+        <w:ind w:firstLine="0"/>
+        <w:rPr>
+          <w:rFonts w:ascii="Courier New" w:hAnsi="Courier New" w:cs="Courier New"/>
+          <w:sz w:val="22"/>
+          <w:szCs w:val="22"/>
+          <w:lang w:val="en-US"/>
+        </w:rPr>
+      </w:pPr>
+      <w:r>
+        <w:rPr>
+          <w:rFonts w:ascii="Courier New" w:hAnsi="Courier New" w:cs="Courier New"/>
+          <w:sz w:val="22"/>
+          <w:szCs w:val="22"/>
+          <w:lang w:val="en-US"/>
+        </w:rPr>
+        <w:t>            $table-&gt;string('ip', 45)-&gt;nullable();</w:t>
+      </w:r>
+    </w:p>
+    <w:p>
+      <w:pPr>
+        <w:pStyle w:val="a5"/>
+        <w:ind w:firstLine="0"/>
+        <w:rPr>
+          <w:rFonts w:ascii="Courier New" w:hAnsi="Courier New" w:cs="Courier New"/>
+          <w:sz w:val="22"/>
+          <w:szCs w:val="22"/>
+          <w:lang w:val="en-US"/>
+        </w:rPr>
+      </w:pPr>
+      <w:r>
+        <w:rPr>
+          <w:rFonts w:ascii="Courier New" w:hAnsi="Courier New" w:cs="Courier New"/>
+          <w:sz w:val="22"/>
+          <w:szCs w:val="22"/>
+          <w:lang w:val="en-US"/>
+        </w:rPr>
+        <w:t xml:space="preserve">            $table-&gt;string('hostname')-&gt;nullable(); </w:t>
+      </w:r>
+    </w:p>
+    <w:p>
+      <w:pPr>
+        <w:pStyle w:val="a5"/>
+        <w:ind w:firstLine="0"/>
+        <w:rPr>
+          <w:rFonts w:ascii="Courier New" w:hAnsi="Courier New" w:cs="Courier New"/>
+          <w:sz w:val="22"/>
+          <w:szCs w:val="22"/>
+          <w:lang w:val="en-US"/>
+        </w:rPr>
+      </w:pPr>
+      <w:r>
+        <w:rPr>
+          <w:rFonts w:ascii="Courier New" w:hAnsi="Courier New" w:cs="Courier New"/>
+          <w:sz w:val="22"/>
+          <w:szCs w:val="22"/>
+          <w:lang w:val="en-US"/>
+        </w:rPr>
+        <w:t>            $table-&gt;text('user_agent')-&gt;nullable();</w:t>
+      </w:r>
+    </w:p>
+    <w:p>
+      <w:pPr>
+        <w:pStyle w:val="a5"/>
+        <w:ind w:firstLine="0"/>
+        <w:rPr>
+          <w:rFonts w:ascii="Courier New" w:hAnsi="Courier New" w:cs="Courier New"/>
+          <w:sz w:val="22"/>
+          <w:szCs w:val="22"/>
+          <w:lang w:val="en-US"/>
+        </w:rPr>
+      </w:pPr>
+      <w:r>
+        <w:rPr>
+          <w:rFonts w:ascii="Courier New" w:hAnsi="Courier New" w:cs="Courier New"/>
+          <w:sz w:val="22"/>
+          <w:szCs w:val="22"/>
+          <w:lang w:val="en-US"/>
+        </w:rPr>
+        <w:t>            $table-&gt;timestamp('visited_at')-&gt;useCurrent();</w:t>
+      </w:r>
+    </w:p>
+    <w:p>
+      <w:pPr>
+        <w:pStyle w:val="a5"/>
+        <w:ind w:firstLine="0"/>
+        <w:rPr>
+          <w:rFonts w:ascii="Courier New" w:hAnsi="Courier New" w:cs="Courier New"/>
+          <w:sz w:val="22"/>
+          <w:szCs w:val="22"/>
+          <w:lang w:val="en-US"/>
+        </w:rPr>
+      </w:pPr>
+      <w:r>
+        <w:rPr>
+          <w:rFonts w:ascii="Courier New" w:hAnsi="Courier New" w:cs="Courier New"/>
+          <w:sz w:val="22"/>
+          <w:szCs w:val="22"/>
+          <w:lang w:val="en-US"/>
+        </w:rPr>
+        <w:t>            $table-&gt;timestamps();</w:t>
+      </w:r>
+    </w:p>
+    <w:p>
+      <w:pPr>
+        <w:pStyle w:val="a5"/>
+        <w:ind w:firstLine="0"/>
+        <w:rPr>
+          <w:rFonts w:ascii="Courier New" w:hAnsi="Courier New" w:cs="Courier New"/>
+          <w:sz w:val="22"/>
+          <w:szCs w:val="22"/>
+          <w:lang w:val="en-US"/>
+        </w:rPr>
+      </w:pPr>
+      <w:r>
+        <w:rPr>
+          <w:rFonts w:ascii="Courier New" w:hAnsi="Courier New" w:cs="Courier New"/>
+          <w:sz w:val="22"/>
+          <w:szCs w:val="22"/>
+          <w:lang w:val="en-US"/>
+        </w:rPr>
+        <w:t>        });</w:t>
+      </w:r>
+    </w:p>
+    <w:p>
+      <w:pPr>
+        <w:pStyle w:val="a5"/>
+        <w:ind w:firstLine="0"/>
+        <w:rPr>
+          <w:rFonts w:ascii="Courier New" w:hAnsi="Courier New" w:cs="Courier New"/>
+          <w:sz w:val="22"/>
+          <w:szCs w:val="22"/>
+          <w:lang w:val="en-US"/>
+        </w:rPr>
+      </w:pPr>
+      <w:r>
+        <w:rPr>
+          <w:rFonts w:ascii="Courier New" w:hAnsi="Courier New" w:cs="Courier New"/>
+          <w:sz w:val="22"/>
+          <w:szCs w:val="22"/>
+          <w:lang w:val="en-US"/>
+        </w:rPr>
+        <w:t>    }</w:t>
+      </w:r>
+    </w:p>
+    <w:p>
+      <w:pPr>
+        <w:pStyle w:val="a5"/>
+        <w:ind w:firstLine="0"/>
+        <w:rPr>
+          <w:rFonts w:ascii="Courier New" w:hAnsi="Courier New" w:cs="Courier New"/>
+          <w:sz w:val="22"/>
+          <w:szCs w:val="22"/>
+          <w:lang w:val="en-US"/>
+        </w:rPr>
+      </w:pPr>
+    </w:p>
+    <w:p>
+      <w:pPr>
+        <w:pStyle w:val="a5"/>
+        <w:ind w:firstLine="0"/>
+        <w:rPr>
+          <w:rFonts w:ascii="Courier New" w:hAnsi="Courier New" w:cs="Courier New"/>
+          <w:sz w:val="22"/>
+          <w:szCs w:val="22"/>
+          <w:lang w:val="en-US"/>
+        </w:rPr>
+      </w:pPr>
+      <w:r>
+        <w:rPr>
+          <w:rFonts w:ascii="Courier New" w:hAnsi="Courier New" w:cs="Courier New"/>
+          <w:sz w:val="22"/>
+          <w:szCs w:val="22"/>
+          <w:lang w:val="en-US"/>
+        </w:rPr>
+        <w:t>    public function down(): void</w:t>
+      </w:r>
+    </w:p>
+    <w:p>
+      <w:pPr>
+        <w:pStyle w:val="a5"/>
+        <w:ind w:firstLine="0"/>
+        <w:rPr>
+          <w:rFonts w:ascii="Courier New" w:hAnsi="Courier New" w:cs="Courier New"/>
+          <w:sz w:val="22"/>
+          <w:szCs w:val="22"/>
+        </w:rPr>
+      </w:pPr>
+      <w:r>
+        <w:rPr>
+          <w:rFonts w:ascii="Courier New" w:hAnsi="Courier New" w:cs="Courier New"/>
+          <w:sz w:val="22"/>
+          <w:szCs w:val="22"/>
+          <w:lang w:val="en-US"/>
+        </w:rPr>
+        <w:t xml:space="preserve">    </w:t>
+      </w:r>
+      <w:r>
+        <w:rPr>
+          <w:rFonts w:ascii="Courier New" w:hAnsi="Courier New" w:cs="Courier New"/>
+          <w:sz w:val="22"/>
+          <w:szCs w:val="22"/>
+        </w:rPr>
+        <w:t>{</w:t>
+      </w:r>
+    </w:p>
+    <w:p>
+      <w:pPr>
+        <w:pStyle w:val="a5"/>
+        <w:ind w:firstLine="0"/>
+        <w:rPr>
+          <w:rFonts w:ascii="Courier New" w:hAnsi="Courier New" w:cs="Courier New"/>
+          <w:sz w:val="22"/>
+          <w:szCs w:val="22"/>
+        </w:rPr>
+      </w:pPr>
+      <w:r>
+        <w:rPr>
+          <w:rFonts w:ascii="Courier New" w:hAnsi="Courier New" w:cs="Courier New"/>
+          <w:sz w:val="22"/>
+          <w:szCs w:val="22"/>
+        </w:rPr>
+        <w:t>        Schema::dropIfExists('page_visits');</w:t>
+      </w:r>
+    </w:p>
+    <w:p>
+      <w:pPr>
+        <w:pStyle w:val="a5"/>
+        <w:ind w:firstLine="0"/>
+        <w:rPr>
+          <w:rFonts w:ascii="Courier New" w:hAnsi="Courier New" w:cs="Courier New"/>
+          <w:sz w:val="22"/>
+          <w:szCs w:val="22"/>
+        </w:rPr>
+      </w:pPr>
+      <w:r>
+        <w:rPr>
+          <w:rFonts w:ascii="Courier New" w:hAnsi="Courier New" w:cs="Courier New"/>
+          <w:sz w:val="22"/>
+          <w:szCs w:val="22"/>
+        </w:rPr>
+        <w:t>    }</w:t>
+      </w:r>
+    </w:p>
+    <w:p>
+      <w:pPr>
+        <w:pStyle w:val="a5"/>
+        <w:ind w:firstLine="0"/>
+        <w:rPr>
+          <w:rFonts w:ascii="Courier New" w:hAnsi="Courier New" w:cs="Courier New"/>
+          <w:sz w:val="22"/>
+          <w:szCs w:val="22"/>
+        </w:rPr>
+      </w:pPr>
+      <w:r>
+        <w:rPr>
+          <w:rFonts w:ascii="Courier New" w:hAnsi="Courier New" w:cs="Courier New"/>
+          <w:sz w:val="22"/>
+          <w:szCs w:val="22"/>
+        </w:rPr>
+        <w:t>};</w:t>
+      </w:r>
+    </w:p>
+    <w:p>
+      <w:pPr>
+        <w:pStyle w:val="a5"/>
+        <w:ind w:firstLine="0"/>
+      </w:pPr>
+    </w:p>
+    <w:p>
+      <w:pPr>
+        <w:pStyle w:val="a5"/>
+        <w:ind w:firstLine="0"/>
+      </w:pPr>
+      <w:r>
+        <w:t xml:space="preserve">Листинг 3 – </w:t>
+      </w:r>
+      <w:r>
+        <w:rPr>
+          <w:lang w:val="en-US"/>
+        </w:rPr>
+        <w:t>Middleware</w:t>
+      </w:r>
+      <w:r>
+        <w:t xml:space="preserve"> </w:t>
+      </w:r>
+      <w:r>
+        <w:t>для отслеживания посещений пользователей</w:t>
+      </w:r>
+    </w:p>
+    <w:p>
+      <w:pPr>
+        <w:pStyle w:val="a5"/>
+        <w:ind w:firstLine="0"/>
+        <w:rPr>
+          <w:rFonts w:ascii="Courier New" w:hAnsi="Courier New" w:cs="Courier New"/>
+          <w:sz w:val="22"/>
+          <w:szCs w:val="22"/>
+        </w:rPr>
+      </w:pPr>
+      <w:r>
+        <w:rPr>
+          <w:rFonts w:ascii="Courier New" w:hAnsi="Courier New" w:cs="Courier New"/>
+          <w:sz w:val="22"/>
+          <w:szCs w:val="22"/>
+        </w:rPr>
+        <w:t>&lt;?</w:t>
+      </w:r>
+      <w:r>
+        <w:rPr>
+          <w:rFonts w:ascii="Courier New" w:hAnsi="Courier New" w:cs="Courier New"/>
+          <w:sz w:val="22"/>
+          <w:szCs w:val="22"/>
+          <w:lang w:val="en-US"/>
+        </w:rPr>
+        <w:t>php</w:t>
+      </w:r>
+    </w:p>
+    <w:p>
+      <w:pPr>
+        <w:pStyle w:val="a5"/>
+        <w:ind w:firstLine="0"/>
+        <w:rPr>
+          <w:rFonts w:ascii="Courier New" w:hAnsi="Courier New" w:cs="Courier New"/>
+          <w:sz w:val="22"/>
+          <w:szCs w:val="22"/>
+        </w:rPr>
+      </w:pPr>
+    </w:p>
+    <w:p>
+      <w:pPr>
+        <w:pStyle w:val="a5"/>
+        <w:ind w:firstLine="0"/>
+        <w:rPr>
+          <w:rFonts w:ascii="Courier New" w:hAnsi="Courier New" w:cs="Courier New"/>
+          <w:sz w:val="22"/>
+          <w:szCs w:val="22"/>
+          <w:lang w:val="en-US"/>
+        </w:rPr>
+      </w:pPr>
+      <w:r>
+        <w:rPr>
+          <w:rFonts w:ascii="Courier New" w:hAnsi="Courier New" w:cs="Courier New"/>
+          <w:sz w:val="22"/>
+          <w:szCs w:val="22"/>
+          <w:lang w:val="en-US"/>
+        </w:rPr>
+        <w:t>namespace App\Http\Middleware;</w:t>
+      </w:r>
+    </w:p>
+    <w:p>
+      <w:pPr>
+        <w:pStyle w:val="a5"/>
+        <w:ind w:firstLine="0"/>
+        <w:rPr>
+          <w:rFonts w:ascii="Courier New" w:hAnsi="Courier New" w:cs="Courier New"/>
+          <w:sz w:val="22"/>
+          <w:szCs w:val="22"/>
+          <w:lang w:val="en-US"/>
+        </w:rPr>
+      </w:pPr>
+    </w:p>
+    <w:p>
+      <w:pPr>
+        <w:pStyle w:val="a5"/>
+        <w:ind w:firstLine="0"/>
+        <w:rPr>
+          <w:rFonts w:ascii="Courier New" w:hAnsi="Courier New" w:cs="Courier New"/>
+          <w:sz w:val="22"/>
+          <w:szCs w:val="22"/>
+          <w:lang w:val="en-US"/>
+        </w:rPr>
+      </w:pPr>
+      <w:r>
+        <w:rPr>
+          <w:rFonts w:ascii="Courier New" w:hAnsi="Courier New" w:cs="Courier New"/>
+          <w:sz w:val="22"/>
+          <w:szCs w:val="22"/>
+          <w:lang w:val="en-US"/>
+        </w:rPr>
+        <w:t>use Closure;</w:t>
+      </w:r>
+    </w:p>
+    <w:p>
+      <w:pPr>
+        <w:pStyle w:val="a5"/>
+        <w:ind w:firstLine="0"/>
+        <w:rPr>
+          <w:rFonts w:ascii="Courier New" w:hAnsi="Courier New" w:cs="Courier New"/>
+          <w:sz w:val="22"/>
+          <w:szCs w:val="22"/>
+          <w:lang w:val="en-US"/>
+        </w:rPr>
+      </w:pPr>
+      <w:r>
+        <w:rPr>
+          <w:rFonts w:ascii="Courier New" w:hAnsi="Courier New" w:cs="Courier New"/>
+          <w:sz w:val="22"/>
+          <w:szCs w:val="22"/>
+          <w:lang w:val="en-US"/>
+        </w:rPr>
+        <w:t>use Illuminate\Http\Request;</w:t>
+      </w:r>
+    </w:p>
+    <w:p>
+      <w:pPr>
+        <w:pStyle w:val="a5"/>
+        <w:ind w:firstLine="0"/>
+        <w:rPr>
+          <w:rFonts w:ascii="Courier New" w:hAnsi="Courier New" w:cs="Courier New"/>
+          <w:sz w:val="22"/>
+          <w:szCs w:val="22"/>
+          <w:lang w:val="en-US"/>
+        </w:rPr>
+      </w:pPr>
+      <w:r>
+        <w:rPr>
+          <w:rFonts w:ascii="Courier New" w:hAnsi="Courier New" w:cs="Courier New"/>
+          <w:sz w:val="22"/>
+          <w:szCs w:val="22"/>
+          <w:lang w:val="en-US"/>
+        </w:rPr>
+        <w:t>use App\Models\PageVisit;</w:t>
+      </w:r>
+    </w:p>
+    <w:p>
+      <w:pPr>
+        <w:pStyle w:val="a5"/>
+        <w:ind w:firstLine="0"/>
+        <w:rPr>
+          <w:rFonts w:ascii="Courier New" w:hAnsi="Courier New" w:cs="Courier New"/>
+          <w:sz w:val="22"/>
+          <w:szCs w:val="22"/>
+          <w:lang w:val="en-US"/>
+        </w:rPr>
+      </w:pPr>
+      <w:r>
+        <w:rPr>
+          <w:rFonts w:ascii="Courier New" w:hAnsi="Courier New" w:cs="Courier New"/>
+          <w:sz w:val="22"/>
+          <w:szCs w:val="22"/>
+          <w:lang w:val="en-US"/>
+        </w:rPr>
+        <w:t>use Symfony\Component\HttpFoundation\Response;</w:t>
+      </w:r>
+    </w:p>
+    <w:p>
+      <w:pPr>
+        <w:pStyle w:val="a5"/>
+        <w:ind w:firstLine="0"/>
+        <w:rPr>
+          <w:rFonts w:ascii="Courier New" w:hAnsi="Courier New" w:cs="Courier New"/>
+          <w:sz w:val="22"/>
+          <w:szCs w:val="22"/>
+          <w:lang w:val="en-US"/>
+        </w:rPr>
+      </w:pPr>
+    </w:p>
+    <w:p>
+      <w:pPr>
+        <w:pStyle w:val="a5"/>
+        <w:ind w:firstLine="0"/>
+        <w:rPr>
+          <w:rFonts w:ascii="Courier New" w:hAnsi="Courier New" w:cs="Courier New"/>
+          <w:sz w:val="22"/>
+          <w:szCs w:val="22"/>
+          <w:lang w:val="en-US"/>
+        </w:rPr>
+      </w:pPr>
+      <w:r>
+        <w:rPr>
+          <w:rFonts w:ascii="Courier New" w:hAnsi="Courier New" w:cs="Courier New"/>
+          <w:sz w:val="22"/>
+          <w:szCs w:val="22"/>
+          <w:lang w:val="en-US"/>
+        </w:rPr>
+        <w:t>class VisitLogger</w:t>
+      </w:r>
+    </w:p>
+    <w:p>
+      <w:pPr>
+        <w:pStyle w:val="a5"/>
+        <w:ind w:firstLine="0"/>
+        <w:rPr>
+          <w:rFonts w:ascii="Courier New" w:hAnsi="Courier New" w:cs="Courier New"/>
+          <w:sz w:val="22"/>
+          <w:szCs w:val="22"/>
+          <w:lang w:val="en-US"/>
+        </w:rPr>
+      </w:pPr>
+      <w:r>
+        <w:rPr>
+          <w:rFonts w:ascii="Courier New" w:hAnsi="Courier New" w:cs="Courier New"/>
+          <w:sz w:val="22"/>
+          <w:szCs w:val="22"/>
+          <w:lang w:val="en-US"/>
+        </w:rPr>
+        <w:t>{</w:t>
+      </w:r>
+    </w:p>
+    <w:p>
+      <w:pPr>
+        <w:pStyle w:val="a5"/>
+        <w:ind w:firstLine="0"/>
+        <w:rPr>
+          <w:rFonts w:ascii="Courier New" w:hAnsi="Courier New" w:cs="Courier New"/>
+          <w:sz w:val="22"/>
+          <w:szCs w:val="22"/>
+          <w:lang w:val="en-US"/>
+        </w:rPr>
+      </w:pPr>
+      <w:r>
+        <w:rPr>
+          <w:rFonts w:ascii="Courier New" w:hAnsi="Courier New" w:cs="Courier New"/>
+          <w:sz w:val="22"/>
+          <w:szCs w:val="22"/>
+          <w:lang w:val="en-US"/>
+        </w:rPr>
+        <w:t>    public function handle(Request $request, Closure $next): Response</w:t>
+      </w:r>
+    </w:p>
+    <w:p>
+      <w:pPr>
+        <w:pStyle w:val="a5"/>
+        <w:ind w:firstLine="0"/>
+        <w:rPr>
+          <w:rFonts w:ascii="Courier New" w:hAnsi="Courier New" w:cs="Courier New"/>
+          <w:sz w:val="22"/>
+          <w:szCs w:val="22"/>
+          <w:lang w:val="en-US"/>
+        </w:rPr>
+      </w:pPr>
+      <w:r>
+        <w:rPr>
+          <w:rFonts w:ascii="Courier New" w:hAnsi="Courier New" w:cs="Courier New"/>
+          <w:sz w:val="22"/>
+          <w:szCs w:val="22"/>
+          <w:lang w:val="en-US"/>
+        </w:rPr>
+        <w:t>    {</w:t>
+      </w:r>
+    </w:p>
+    <w:p>
+      <w:pPr>
+        <w:pStyle w:val="a5"/>
+        <w:ind w:firstLine="0"/>
+        <w:rPr>
+          <w:rFonts w:ascii="Courier New" w:hAnsi="Courier New" w:cs="Courier New"/>
+          <w:sz w:val="22"/>
+          <w:szCs w:val="22"/>
+          <w:lang w:val="en-US"/>
+        </w:rPr>
+      </w:pPr>
+      <w:r>
+        <w:rPr>
+          <w:rFonts w:ascii="Courier New" w:hAnsi="Courier New" w:cs="Courier New"/>
+          <w:sz w:val="22"/>
+          <w:szCs w:val="22"/>
+          <w:lang w:val="en-US"/>
+        </w:rPr>
+        <w:t>        $ip = $request-&gt;ip();</w:t>
+      </w:r>
+    </w:p>
+    <w:p>
+      <w:pPr>
+        <w:pStyle w:val="a5"/>
+        <w:ind w:firstLine="0"/>
+        <w:rPr>
+          <w:rFonts w:ascii="Courier New" w:hAnsi="Courier New" w:cs="Courier New"/>
+          <w:sz w:val="22"/>
+          <w:szCs w:val="22"/>
+        </w:rPr>
+      </w:pPr>
+      <w:r>
+        <w:rPr>
+          <w:rFonts w:ascii="Courier New" w:hAnsi="Courier New" w:cs="Courier New"/>
+          <w:sz w:val="22"/>
+          <w:szCs w:val="22"/>
+          <w:lang w:val="en-US"/>
+        </w:rPr>
+        <w:t>        $hostname = $ip ? gethostbyaddr($ip) : null;</w:t>
+      </w:r>
+    </w:p>
+    <w:p>
+      <w:pPr>
+        <w:pStyle w:val="a5"/>
+        <w:ind w:firstLine="0"/>
+        <w:rPr>
+          <w:rFonts w:ascii="Courier New" w:hAnsi="Courier New" w:cs="Courier New"/>
+          <w:sz w:val="22"/>
+          <w:szCs w:val="22"/>
+          <w:lang w:val="en-US"/>
+        </w:rPr>
+      </w:pPr>
+    </w:p>
+    <w:p>
+      <w:pPr>
+        <w:pStyle w:val="a5"/>
+        <w:ind w:firstLine="0"/>
+        <w:rPr>
+          <w:rFonts w:ascii="Courier New" w:hAnsi="Courier New" w:cs="Courier New"/>
+          <w:sz w:val="22"/>
+          <w:szCs w:val="22"/>
+          <w:lang w:val="en-US"/>
+        </w:rPr>
+      </w:pPr>
+      <w:r>
+        <w:rPr>
+          <w:rFonts w:ascii="Courier New" w:hAnsi="Courier New" w:cs="Courier New"/>
+          <w:sz w:val="22"/>
+          <w:szCs w:val="22"/>
+          <w:lang w:val="en-US"/>
+        </w:rPr>
+        <w:t>        PageVisit::create([</w:t>
+      </w:r>
+    </w:p>
+    <w:p>
+      <w:pPr>
+        <w:pStyle w:val="a5"/>
+        <w:ind w:firstLine="0"/>
+        <w:rPr>
+          <w:rFonts w:ascii="Courier New" w:hAnsi="Courier New" w:cs="Courier New"/>
+          <w:sz w:val="22"/>
+          <w:szCs w:val="22"/>
+          <w:lang w:val="en-US"/>
+        </w:rPr>
+      </w:pPr>
+      <w:r>
+        <w:rPr>
+          <w:rFonts w:ascii="Courier New" w:hAnsi="Courier New" w:cs="Courier New"/>
+          <w:sz w:val="22"/>
+          <w:szCs w:val="22"/>
+          <w:lang w:val="en-US"/>
+        </w:rPr>
+        <w:t>            'user_id'    =&gt; auth()-&gt;id(),</w:t>
+      </w:r>
+    </w:p>
+    <w:p>
+      <w:pPr>
+        <w:pStyle w:val="a5"/>
+        <w:ind w:firstLine="0"/>
+        <w:rPr>
+          <w:rFonts w:ascii="Courier New" w:hAnsi="Courier New" w:cs="Courier New"/>
+          <w:sz w:val="22"/>
+          <w:szCs w:val="22"/>
+          <w:lang w:val="en-US"/>
+        </w:rPr>
+      </w:pPr>
+      <w:r>
+        <w:rPr>
+          <w:rFonts w:ascii="Courier New" w:hAnsi="Courier New" w:cs="Courier New"/>
+          <w:sz w:val="22"/>
+          <w:szCs w:val="22"/>
+          <w:lang w:val="en-US"/>
+        </w:rPr>
+        <w:t>            'url'        =&gt; $request-&gt;fullUrl(),</w:t>
+      </w:r>
+    </w:p>
+    <w:p>
+      <w:pPr>
+        <w:pStyle w:val="a5"/>
+        <w:ind w:firstLine="0"/>
+        <w:rPr>
+          <w:rFonts w:ascii="Courier New" w:hAnsi="Courier New" w:cs="Courier New"/>
+          <w:sz w:val="22"/>
+          <w:szCs w:val="22"/>
+          <w:lang w:val="en-US"/>
+        </w:rPr>
+      </w:pPr>
+      <w:r>
+        <w:rPr>
+          <w:rFonts w:ascii="Courier New" w:hAnsi="Courier New" w:cs="Courier New"/>
+          <w:sz w:val="22"/>
+          <w:szCs w:val="22"/>
+          <w:lang w:val="en-US"/>
+        </w:rPr>
+        <w:t>            'method'     =&gt; $request-&gt;method(),</w:t>
+      </w:r>
+    </w:p>
+    <w:p>
+      <w:pPr>
+        <w:pStyle w:val="a5"/>
+        <w:ind w:firstLine="0"/>
+        <w:rPr>
+          <w:rFonts w:ascii="Courier New" w:hAnsi="Courier New" w:cs="Courier New"/>
+          <w:sz w:val="22"/>
+          <w:szCs w:val="22"/>
+          <w:lang w:val="en-US"/>
+        </w:rPr>
+      </w:pPr>
+      <w:r>
+        <w:rPr>
+          <w:rFonts w:ascii="Courier New" w:hAnsi="Courier New" w:cs="Courier New"/>
+          <w:sz w:val="22"/>
+          <w:szCs w:val="22"/>
+          <w:lang w:val="en-US"/>
+        </w:rPr>
+        <w:t>            'ip'         =&gt; $ip,</w:t>
+      </w:r>
+    </w:p>
+    <w:p>
+      <w:pPr>
+        <w:pStyle w:val="a5"/>
+        <w:ind w:firstLine="0"/>
+        <w:rPr>
+          <w:rFonts w:ascii="Courier New" w:hAnsi="Courier New" w:cs="Courier New"/>
+          <w:sz w:val="22"/>
+          <w:szCs w:val="22"/>
+          <w:lang w:val="en-US"/>
+        </w:rPr>
+      </w:pPr>
+      <w:r>
+        <w:rPr>
+          <w:rFonts w:ascii="Courier New" w:hAnsi="Courier New" w:cs="Courier New"/>
+          <w:sz w:val="22"/>
+          <w:szCs w:val="22"/>
+          <w:lang w:val="en-US"/>
+        </w:rPr>
+        <w:t>            'hostname'   =&gt; $hostname,</w:t>
+      </w:r>
+    </w:p>
+    <w:p>
+      <w:pPr>
+        <w:pStyle w:val="a5"/>
+        <w:ind w:firstLine="0"/>
+        <w:rPr>
+          <w:rFonts w:ascii="Courier New" w:hAnsi="Courier New" w:cs="Courier New"/>
+          <w:sz w:val="22"/>
+          <w:szCs w:val="22"/>
+          <w:lang w:val="en-US"/>
+        </w:rPr>
+      </w:pPr>
+      <w:r>
+        <w:rPr>
+          <w:rFonts w:ascii="Courier New" w:hAnsi="Courier New" w:cs="Courier New"/>
+          <w:sz w:val="22"/>
+          <w:szCs w:val="22"/>
+          <w:lang w:val="en-US"/>
+        </w:rPr>
+        <w:t>            'user_agent' =&gt; $request-&gt;userAgent(),</w:t>
+      </w:r>
+    </w:p>
+    <w:p>
+      <w:pPr>
+        <w:pStyle w:val="a5"/>
+        <w:ind w:firstLine="0"/>
+        <w:rPr>
+          <w:rFonts w:ascii="Courier New" w:hAnsi="Courier New" w:cs="Courier New"/>
+          <w:sz w:val="22"/>
+          <w:szCs w:val="22"/>
+          <w:lang w:val="en-US"/>
+        </w:rPr>
+      </w:pPr>
+      <w:r>
+        <w:rPr>
+          <w:rFonts w:ascii="Courier New" w:hAnsi="Courier New" w:cs="Courier New"/>
+          <w:sz w:val="22"/>
+          <w:szCs w:val="22"/>
+          <w:lang w:val="en-US"/>
+        </w:rPr>
+        <w:t>            'visited_at' =&gt; now(),</w:t>
+      </w:r>
+    </w:p>
+    <w:p>
+      <w:pPr>
+        <w:pStyle w:val="a5"/>
+        <w:ind w:firstLine="0"/>
+        <w:rPr>
+          <w:rFonts w:ascii="Courier New" w:hAnsi="Courier New" w:cs="Courier New"/>
+          <w:sz w:val="22"/>
+          <w:szCs w:val="22"/>
+          <w:lang w:val="en-US"/>
+        </w:rPr>
+      </w:pPr>
+      <w:r>
+        <w:rPr>
+          <w:rFonts w:ascii="Courier New" w:hAnsi="Courier New" w:cs="Courier New"/>
+          <w:sz w:val="22"/>
+          <w:szCs w:val="22"/>
+          <w:lang w:val="en-US"/>
+        </w:rPr>
+        <w:t>        ]);</w:t>
+      </w:r>
+    </w:p>
+    <w:p>
+      <w:pPr>
+        <w:pStyle w:val="a5"/>
+        <w:ind w:firstLine="0"/>
+        <w:rPr>
+          <w:rFonts w:ascii="Courier New" w:hAnsi="Courier New" w:cs="Courier New"/>
+          <w:sz w:val="22"/>
+          <w:szCs w:val="22"/>
+          <w:lang w:val="en-US"/>
+        </w:rPr>
+      </w:pPr>
+    </w:p>
+    <w:p>
+      <w:pPr>
+        <w:pStyle w:val="a5"/>
+        <w:ind w:firstLine="0"/>
+        <w:rPr>
+          <w:rFonts w:ascii="Courier New" w:hAnsi="Courier New" w:cs="Courier New"/>
+          <w:sz w:val="22"/>
+          <w:szCs w:val="22"/>
+          <w:lang w:val="en-US"/>
+        </w:rPr>
+      </w:pPr>
+      <w:r>
+        <w:rPr>
+          <w:rFonts w:ascii="Courier New" w:hAnsi="Courier New" w:cs="Courier New"/>
+          <w:sz w:val="22"/>
+          <w:szCs w:val="22"/>
+          <w:lang w:val="en-US"/>
+        </w:rPr>
+        <w:t>        return $next($request);</w:t>
+      </w:r>
+    </w:p>
+    <w:p>
+      <w:pPr>
+        <w:pStyle w:val="a5"/>
+        <w:ind w:firstLine="0"/>
+        <w:rPr>
+          <w:rFonts w:ascii="Courier New" w:hAnsi="Courier New" w:cs="Courier New"/>
+          <w:sz w:val="22"/>
+          <w:szCs w:val="22"/>
+        </w:rPr>
+      </w:pPr>
+      <w:r>
+        <w:rPr>
+          <w:rFonts w:ascii="Courier New" w:hAnsi="Courier New" w:cs="Courier New"/>
+          <w:sz w:val="22"/>
+          <w:szCs w:val="22"/>
+          <w:lang w:val="en-US"/>
+        </w:rPr>
+        <w:lastRenderedPageBreak/>
+        <w:t xml:space="preserve">    </w:t>
+      </w:r>
+      <w:r>
+        <w:rPr>
+          <w:rFonts w:ascii="Courier New" w:hAnsi="Courier New" w:cs="Courier New"/>
+          <w:sz w:val="22"/>
+          <w:szCs w:val="22"/>
+        </w:rPr>
+        <w:t>}</w:t>
+      </w:r>
+    </w:p>
+    <w:p>
+      <w:pPr>
+        <w:pStyle w:val="a5"/>
+        <w:ind w:firstLine="0"/>
+        <w:rPr>
+          <w:rFonts w:ascii="Courier New" w:hAnsi="Courier New" w:cs="Courier New"/>
+          <w:sz w:val="22"/>
+          <w:szCs w:val="22"/>
+        </w:rPr>
+      </w:pPr>
+      <w:r>
+        <w:rPr>
+          <w:rFonts w:ascii="Courier New" w:hAnsi="Courier New" w:cs="Courier New"/>
+          <w:sz w:val="22"/>
+          <w:szCs w:val="22"/>
+        </w:rPr>
+        <w:t>}</w:t>
+      </w:r>
+    </w:p>
+    <w:p>
+      <w:pPr>
+        <w:pStyle w:val="a5"/>
+        <w:ind w:firstLine="0"/>
+      </w:pPr>
+    </w:p>
+    <w:p>
+      <w:pPr>
+        <w:pStyle w:val="a5"/>
+        <w:ind w:firstLine="0"/>
+      </w:pPr>
+      <w:r>
+        <w:t xml:space="preserve">Листинг </w:t>
+      </w:r>
+      <w:r>
+        <w:t>4</w:t>
+      </w:r>
+      <w:r>
+        <w:t xml:space="preserve"> – </w:t>
+      </w:r>
+      <w:r>
+        <w:rPr>
+          <w:lang w:val="en-US"/>
+        </w:rPr>
+        <w:t>Middleware</w:t>
+      </w:r>
+      <w:r>
+        <w:t xml:space="preserve"> </w:t>
+      </w:r>
+      <w:r>
+        <w:t>блокировки недоступных для пользователей страниц</w:t>
+      </w:r>
+    </w:p>
+    <w:p>
+      <w:pPr>
+        <w:pStyle w:val="a5"/>
+        <w:ind w:firstLine="0"/>
+        <w:rPr>
+          <w:rFonts w:ascii="Courier New" w:hAnsi="Courier New" w:cs="Courier New"/>
+          <w:sz w:val="22"/>
+          <w:szCs w:val="22"/>
+          <w:lang w:val="en-US"/>
+        </w:rPr>
+      </w:pPr>
+      <w:r>
+        <w:rPr>
+          <w:rFonts w:ascii="Courier New" w:hAnsi="Courier New" w:cs="Courier New"/>
+          <w:sz w:val="22"/>
+          <w:szCs w:val="22"/>
+          <w:lang w:val="en-US"/>
+        </w:rPr>
+        <w:t>&lt;?php</w:t>
+      </w:r>
+    </w:p>
+    <w:p>
+      <w:pPr>
+        <w:pStyle w:val="a5"/>
+        <w:ind w:firstLine="0"/>
+        <w:rPr>
+          <w:rFonts w:ascii="Courier New" w:hAnsi="Courier New" w:cs="Courier New"/>
+          <w:sz w:val="22"/>
+          <w:szCs w:val="22"/>
+          <w:lang w:val="en-US"/>
+        </w:rPr>
+      </w:pPr>
+    </w:p>
+    <w:p>
+      <w:pPr>
+        <w:pStyle w:val="a5"/>
+        <w:ind w:firstLine="0"/>
+        <w:rPr>
+          <w:rFonts w:ascii="Courier New" w:hAnsi="Courier New" w:cs="Courier New"/>
+          <w:sz w:val="22"/>
+          <w:szCs w:val="22"/>
+          <w:lang w:val="en-US"/>
+        </w:rPr>
+      </w:pPr>
+      <w:r>
+        <w:rPr>
+          <w:rFonts w:ascii="Courier New" w:hAnsi="Courier New" w:cs="Courier New"/>
+          <w:sz w:val="22"/>
+          <w:szCs w:val="22"/>
+          <w:lang w:val="en-US"/>
+        </w:rPr>
+        <w:t>namespace App\Http\Middleware;</w:t>
+      </w:r>
+    </w:p>
+    <w:p>
+      <w:pPr>
+        <w:pStyle w:val="a5"/>
+        <w:ind w:firstLine="0"/>
+        <w:rPr>
+          <w:rFonts w:ascii="Courier New" w:hAnsi="Courier New" w:cs="Courier New"/>
+          <w:sz w:val="22"/>
+          <w:szCs w:val="22"/>
+          <w:lang w:val="en-US"/>
+        </w:rPr>
+      </w:pPr>
+    </w:p>
+    <w:p>
+      <w:pPr>
+        <w:pStyle w:val="a5"/>
+        <w:ind w:firstLine="0"/>
+        <w:rPr>
+          <w:rFonts w:ascii="Courier New" w:hAnsi="Courier New" w:cs="Courier New"/>
+          <w:sz w:val="22"/>
+          <w:szCs w:val="22"/>
+          <w:lang w:val="en-US"/>
+        </w:rPr>
+      </w:pPr>
+      <w:r>
+        <w:rPr>
+          <w:rFonts w:ascii="Courier New" w:hAnsi="Courier New" w:cs="Courier New"/>
+          <w:sz w:val="22"/>
+          <w:szCs w:val="22"/>
+          <w:lang w:val="en-US"/>
+        </w:rPr>
+        <w:t>use Closure;</w:t>
+      </w:r>
+    </w:p>
+    <w:p>
+      <w:pPr>
+        <w:pStyle w:val="a5"/>
+        <w:ind w:firstLine="0"/>
+        <w:rPr>
+          <w:rFonts w:ascii="Courier New" w:hAnsi="Courier New" w:cs="Courier New"/>
+          <w:sz w:val="22"/>
+          <w:szCs w:val="22"/>
+          <w:lang w:val="en-US"/>
+        </w:rPr>
+      </w:pPr>
+      <w:r>
+        <w:rPr>
+          <w:rFonts w:ascii="Courier New" w:hAnsi="Courier New" w:cs="Courier New"/>
+          <w:sz w:val="22"/>
+          <w:szCs w:val="22"/>
+          <w:lang w:val="en-US"/>
+        </w:rPr>
+        <w:t>use Illuminate\Http\Request;</w:t>
+      </w:r>
+    </w:p>
+    <w:p>
+      <w:pPr>
+        <w:pStyle w:val="a5"/>
+        <w:ind w:firstLine="0"/>
+        <w:rPr>
+          <w:rFonts w:ascii="Courier New" w:hAnsi="Courier New" w:cs="Courier New"/>
+          <w:sz w:val="22"/>
+          <w:szCs w:val="22"/>
+          <w:lang w:val="en-US"/>
+        </w:rPr>
+      </w:pPr>
+      <w:r>
+        <w:rPr>
+          <w:rFonts w:ascii="Courier New" w:hAnsi="Courier New" w:cs="Courier New"/>
+          <w:sz w:val="22"/>
+          <w:szCs w:val="22"/>
+          <w:lang w:val="en-US"/>
+        </w:rPr>
+        <w:t>use Symfony\Component\HttpFoundation\Response;</w:t>
+      </w:r>
+    </w:p>
+    <w:p>
+      <w:pPr>
+        <w:pStyle w:val="a5"/>
+        <w:ind w:firstLine="0"/>
+        <w:rPr>
+          <w:rFonts w:ascii="Courier New" w:hAnsi="Courier New" w:cs="Courier New"/>
+          <w:sz w:val="22"/>
+          <w:szCs w:val="22"/>
+          <w:lang w:val="en-US"/>
+        </w:rPr>
+      </w:pPr>
+    </w:p>
+    <w:p>
+      <w:pPr>
+        <w:pStyle w:val="a5"/>
+        <w:ind w:firstLine="0"/>
+        <w:rPr>
+          <w:rFonts w:ascii="Courier New" w:hAnsi="Courier New" w:cs="Courier New"/>
+          <w:sz w:val="22"/>
+          <w:szCs w:val="22"/>
+          <w:lang w:val="en-US"/>
+        </w:rPr>
+      </w:pPr>
+      <w:r>
+        <w:rPr>
+          <w:rFonts w:ascii="Courier New" w:hAnsi="Courier New" w:cs="Courier New"/>
+          <w:sz w:val="22"/>
+          <w:szCs w:val="22"/>
+          <w:lang w:val="en-US"/>
+        </w:rPr>
+        <w:t>class RoleMiddleware</w:t>
+      </w:r>
+    </w:p>
+    <w:p>
+      <w:pPr>
+        <w:pStyle w:val="a5"/>
+        <w:ind w:firstLine="0"/>
+        <w:rPr>
+          <w:rFonts w:ascii="Courier New" w:hAnsi="Courier New" w:cs="Courier New"/>
+          <w:sz w:val="22"/>
+          <w:szCs w:val="22"/>
+          <w:lang w:val="en-US"/>
+        </w:rPr>
+      </w:pPr>
+      <w:r>
+        <w:rPr>
+          <w:rFonts w:ascii="Courier New" w:hAnsi="Courier New" w:cs="Courier New"/>
+          <w:sz w:val="22"/>
+          <w:szCs w:val="22"/>
+          <w:lang w:val="en-US"/>
+        </w:rPr>
+        <w:t>{</w:t>
+      </w:r>
+    </w:p>
+    <w:p>
+      <w:pPr>
+        <w:pStyle w:val="a5"/>
+        <w:ind w:firstLine="0"/>
+        <w:rPr>
+          <w:rFonts w:ascii="Courier New" w:hAnsi="Courier New" w:cs="Courier New"/>
+          <w:sz w:val="22"/>
+          <w:szCs w:val="22"/>
+          <w:lang w:val="en-US"/>
+        </w:rPr>
+      </w:pPr>
+      <w:r>
+        <w:rPr>
+          <w:rFonts w:ascii="Courier New" w:hAnsi="Courier New" w:cs="Courier New"/>
+          <w:sz w:val="22"/>
+          <w:szCs w:val="22"/>
+          <w:lang w:val="en-US"/>
+        </w:rPr>
+        <w:t>    /**</w:t>
+      </w:r>
+    </w:p>
+    <w:p>
+      <w:pPr>
+        <w:pStyle w:val="a5"/>
+        <w:ind w:firstLine="0"/>
+        <w:rPr>
+          <w:rFonts w:ascii="Courier New" w:hAnsi="Courier New" w:cs="Courier New"/>
+          <w:sz w:val="22"/>
+          <w:szCs w:val="22"/>
+          <w:lang w:val="en-US"/>
+        </w:rPr>
+      </w:pPr>
+      <w:r>
+        <w:rPr>
+          <w:rFonts w:ascii="Courier New" w:hAnsi="Courier New" w:cs="Courier New"/>
+          <w:sz w:val="22"/>
+          <w:szCs w:val="22"/>
+          <w:lang w:val="en-US"/>
+        </w:rPr>
+        <w:t>     * Handle an incoming request.</w:t>
+      </w:r>
+    </w:p>
+    <w:p>
+      <w:pPr>
+        <w:pStyle w:val="a5"/>
+        <w:ind w:firstLine="0"/>
+        <w:rPr>
+          <w:rFonts w:ascii="Courier New" w:hAnsi="Courier New" w:cs="Courier New"/>
+          <w:sz w:val="22"/>
+          <w:szCs w:val="22"/>
+          <w:lang w:val="en-US"/>
+        </w:rPr>
+      </w:pPr>
+      <w:r>
+        <w:rPr>
+          <w:rFonts w:ascii="Courier New" w:hAnsi="Courier New" w:cs="Courier New"/>
+          <w:sz w:val="22"/>
+          <w:szCs w:val="22"/>
+          <w:lang w:val="en-US"/>
+        </w:rPr>
+        <w:t>     *</w:t>
+      </w:r>
+    </w:p>
+    <w:p>
+      <w:pPr>
+        <w:pStyle w:val="a5"/>
+        <w:ind w:firstLine="0"/>
+        <w:rPr>
+          <w:rFonts w:ascii="Courier New" w:hAnsi="Courier New" w:cs="Courier New"/>
+          <w:sz w:val="22"/>
+          <w:szCs w:val="22"/>
+          <w:lang w:val="en-US"/>
+        </w:rPr>
+      </w:pPr>
+      <w:r>
+        <w:rPr>
+          <w:rFonts w:ascii="Courier New" w:hAnsi="Courier New" w:cs="Courier New"/>
+          <w:sz w:val="22"/>
+          <w:szCs w:val="22"/>
+          <w:lang w:val="en-US"/>
+        </w:rPr>
+        <w:t>     * @param  Closure(Request): (Response)  $next</w:t>
+      </w:r>
+    </w:p>
+    <w:p>
+      <w:pPr>
+        <w:pStyle w:val="a5"/>
+        <w:ind w:firstLine="0"/>
+        <w:rPr>
+          <w:rFonts w:ascii="Courier New" w:hAnsi="Courier New" w:cs="Courier New"/>
+          <w:sz w:val="22"/>
+          <w:szCs w:val="22"/>
+          <w:lang w:val="en-US"/>
+        </w:rPr>
+      </w:pPr>
+      <w:r>
+        <w:rPr>
+          <w:rFonts w:ascii="Courier New" w:hAnsi="Courier New" w:cs="Courier New"/>
+          <w:sz w:val="22"/>
+          <w:szCs w:val="22"/>
+          <w:lang w:val="en-US"/>
+        </w:rPr>
+        <w:t>     */</w:t>
+      </w:r>
+    </w:p>
+    <w:p>
+      <w:pPr>
+        <w:pStyle w:val="a5"/>
+        <w:ind w:firstLine="0"/>
+        <w:rPr>
+          <w:rFonts w:ascii="Courier New" w:hAnsi="Courier New" w:cs="Courier New"/>
+          <w:sz w:val="22"/>
+          <w:szCs w:val="22"/>
+          <w:lang w:val="en-US"/>
+        </w:rPr>
+      </w:pPr>
+      <w:r>
+        <w:rPr>
+          <w:rFonts w:ascii="Courier New" w:hAnsi="Courier New" w:cs="Courier New"/>
+          <w:sz w:val="22"/>
+          <w:szCs w:val="22"/>
+          <w:lang w:val="en-US"/>
+        </w:rPr>
+        <w:t>    public function handle(Request $request, Closure $next, string $role): Response</w:t>
+      </w:r>
+    </w:p>
+    <w:p>
+      <w:pPr>
+        <w:pStyle w:val="a5"/>
+        <w:ind w:firstLine="0"/>
+        <w:rPr>
+          <w:rFonts w:ascii="Courier New" w:hAnsi="Courier New" w:cs="Courier New"/>
+          <w:sz w:val="22"/>
+          <w:szCs w:val="22"/>
+          <w:lang w:val="en-US"/>
+        </w:rPr>
+      </w:pPr>
+      <w:r>
+        <w:rPr>
+          <w:rFonts w:ascii="Courier New" w:hAnsi="Courier New" w:cs="Courier New"/>
+          <w:sz w:val="22"/>
+          <w:szCs w:val="22"/>
+          <w:lang w:val="en-US"/>
+        </w:rPr>
+        <w:t>    {</w:t>
+      </w:r>
+    </w:p>
+    <w:p>
+      <w:pPr>
+        <w:pStyle w:val="a5"/>
+        <w:ind w:firstLine="0"/>
+        <w:rPr>
+          <w:rFonts w:ascii="Courier New" w:hAnsi="Courier New" w:cs="Courier New"/>
+          <w:sz w:val="22"/>
+          <w:szCs w:val="22"/>
+          <w:lang w:val="en-US"/>
+        </w:rPr>
+      </w:pPr>
+      <w:r>
+        <w:rPr>
+          <w:rFonts w:ascii="Courier New" w:hAnsi="Courier New" w:cs="Courier New"/>
+          <w:sz w:val="22"/>
+          <w:szCs w:val="22"/>
+          <w:lang w:val="en-US"/>
+        </w:rPr>
+        <w:t>        if (auth()-&gt;check() || auth()-&gt;user()-&gt;role === $role || auth()-&gt;user()-&gt;role === 'admin') {</w:t>
+      </w:r>
+    </w:p>
+    <w:p>
+      <w:pPr>
+        <w:pStyle w:val="a5"/>
+        <w:ind w:firstLine="0"/>
+        <w:rPr>
+          <w:rFonts w:ascii="Courier New" w:hAnsi="Courier New" w:cs="Courier New"/>
+          <w:sz w:val="22"/>
+          <w:szCs w:val="22"/>
+        </w:rPr>
+      </w:pPr>
+      <w:r>
+        <w:rPr>
+          <w:rFonts w:ascii="Courier New" w:hAnsi="Courier New" w:cs="Courier New"/>
+          <w:sz w:val="22"/>
+          <w:szCs w:val="22"/>
+          <w:lang w:val="en-US"/>
+        </w:rPr>
+        <w:t xml:space="preserve">            </w:t>
+      </w:r>
+      <w:r>
+        <w:rPr>
+          <w:rFonts w:ascii="Courier New" w:hAnsi="Courier New" w:cs="Courier New"/>
+          <w:sz w:val="22"/>
+          <w:szCs w:val="22"/>
+        </w:rPr>
+        <w:t>return $next($request);</w:t>
+      </w:r>
+    </w:p>
+    <w:p>
+      <w:pPr>
+        <w:pStyle w:val="a5"/>
+        <w:ind w:firstLine="0"/>
+        <w:rPr>
+          <w:rFonts w:ascii="Courier New" w:hAnsi="Courier New" w:cs="Courier New"/>
+          <w:sz w:val="22"/>
+          <w:szCs w:val="22"/>
+        </w:rPr>
+      </w:pPr>
+      <w:r>
+        <w:rPr>
+          <w:rFonts w:ascii="Courier New" w:hAnsi="Courier New" w:cs="Courier New"/>
+          <w:sz w:val="22"/>
+          <w:szCs w:val="22"/>
+        </w:rPr>
+        <w:t>        }</w:t>
+      </w:r>
+    </w:p>
+    <w:p>
+      <w:pPr>
+        <w:pStyle w:val="a5"/>
+        <w:ind w:firstLine="0"/>
+        <w:rPr>
+          <w:rFonts w:ascii="Courier New" w:hAnsi="Courier New" w:cs="Courier New"/>
+          <w:sz w:val="22"/>
+          <w:szCs w:val="22"/>
+        </w:rPr>
+      </w:pPr>
+    </w:p>
+    <w:p>
+      <w:pPr>
+        <w:pStyle w:val="a5"/>
+        <w:ind w:firstLine="0"/>
+        <w:rPr>
+          <w:rFonts w:ascii="Courier New" w:hAnsi="Courier New" w:cs="Courier New"/>
+          <w:sz w:val="22"/>
+          <w:szCs w:val="22"/>
+        </w:rPr>
+      </w:pPr>
+      <w:r>
+        <w:rPr>
+          <w:rFonts w:ascii="Courier New" w:hAnsi="Courier New" w:cs="Courier New"/>
+          <w:sz w:val="22"/>
+          <w:szCs w:val="22"/>
+        </w:rPr>
+        <w:t>        abort(403, 'У вас нет доступа к этой странице.');</w:t>
+      </w:r>
+    </w:p>
+    <w:p>
+      <w:pPr>
+        <w:pStyle w:val="a5"/>
+        <w:ind w:firstLine="0"/>
+        <w:rPr>
+          <w:rFonts w:ascii="Courier New" w:hAnsi="Courier New" w:cs="Courier New"/>
+          <w:sz w:val="22"/>
+          <w:szCs w:val="22"/>
+        </w:rPr>
+      </w:pPr>
+      <w:r>
+        <w:rPr>
+          <w:rFonts w:ascii="Courier New" w:hAnsi="Courier New" w:cs="Courier New"/>
+          <w:sz w:val="22"/>
+          <w:szCs w:val="22"/>
+        </w:rPr>
+        <w:t>    }</w:t>
+      </w:r>
+    </w:p>
+    <w:p>
+      <w:pPr>
+        <w:pStyle w:val="a5"/>
+        <w:ind w:firstLine="0"/>
+        <w:rPr>
+          <w:rFonts w:ascii="Courier New" w:hAnsi="Courier New" w:cs="Courier New"/>
+          <w:sz w:val="22"/>
+          <w:szCs w:val="22"/>
+        </w:rPr>
+      </w:pPr>
+      <w:r>
+        <w:rPr>
+          <w:rFonts w:ascii="Courier New" w:hAnsi="Courier New" w:cs="Courier New"/>
+          <w:sz w:val="22"/>
+          <w:szCs w:val="22"/>
+        </w:rPr>
+        <w:t>}</w:t>
+      </w:r>
+    </w:p>
+    <w:p>
+      <w:pPr>
+        <w:pStyle w:val="a5"/>
+      </w:pPr>
+    </w:p>
+    <w:p>
+      <w:pPr>
+        <w:pStyle w:val="a5"/>
+        <w:ind w:firstLine="0"/>
+      </w:pPr>
+    </w:p>
+    <w:p>
+      <w:pPr>
+        <w:pStyle w:val="a5"/>
+        <w:ind w:firstLine="0"/>
+      </w:pPr>
     </w:p>
     <w:sectPr>
       <w:pgSz w:w="11906" w:h="16838"/>
